--- a/public/Kursovoy_Proekt_Lapa_Pomoshchi_Krivosheev_KD.docx
+++ b/public/Kursovoy_Proekt_Lapa_Pomoshchi_Krivosheev_KD.docx
@@ -2751,6 +2751,40 @@
           </w:p>
         </w:tc>
       </w:tr>
+      <w:tr>
+        <w:tc>
+          <w:p>
+            <w:pPr>
+              <w:spacing w:after="40" w:before="40" w:line="260"/>
+              <w:jc w:val="left"/>
+            </w:pPr>
+            <w:r>
+              <w:rPr>
+                <w:rFonts w:ascii="Times New Roman" w:cs="Times New Roman" w:eastAsia="Times New Roman" w:hAnsi="Times New Roman"/>
+                <w:sz w:val="24"/>
+                <w:szCs w:val="24"/>
+              </w:rPr>
+              <w:t xml:space="preserve">deleteAccountWithRoleCheck(actor, target)</w:t>
+            </w:r>
+          </w:p>
+        </w:tc>
+        <w:tc>
+          <w:p>
+            <w:pPr>
+              <w:spacing w:after="40" w:before="40" w:line="260"/>
+              <w:jc w:val="left"/>
+            </w:pPr>
+            <w:r>
+              <w:rPr>
+                <w:rFonts w:ascii="Times New Roman" w:cs="Times New Roman" w:eastAsia="Times New Roman" w:hAnsi="Times New Roman"/>
+                <w:sz w:val="24"/>
+                <w:szCs w:val="24"/>
+              </w:rPr>
+              <w:t xml:space="preserve">Ролевое удаление аккаунтов с предупреждением: клиент удаляет только свой аккаунт, врачу удаление запрещено, администратор удаляет любой аккаунт</w:t>
+            </w:r>
+          </w:p>
+        </w:tc>
+      </w:tr>
     </w:tbl>
     <w:p>
       <w:pPr>
@@ -2796,7 +2830,7 @@
           <w:sz w:val="28"/>
           <w:szCs w:val="28"/>
         </w:rPr>
-        <w:t xml:space="preserve">На первом этапе разработки была создана главная страница веб-сайта, на которую посетитель попадает при открытии ресурса (рисунок 1). В верхней части расположена информационная полоса с адресом клиники, индикатором круглосуточной работы 24/7 и кнопкой экстренного триажа, а также навигационная шапка с логотипом «Лапа Помощи» и кнопками входа и записи. На первом экране размещены ключевые преимущества госпиталя, форма экспресс-записи по номеру телефона (обратный звонок за 10 минут) и блок статистики клиники.</w:t>
+        <w:t xml:space="preserve">На первом этапе разработки была создана главная страница веб-сайта, на которую посетитель попадает при открытии ресурса (рисунок 1). Чтобы не перегружать интерфейс на одной странице, верхняя панель навигации разделена на три самостоятельные вкладки: «Главная и услуги», «Врачи (8)» (с фильтрацией специалистов по профилю и поиском по ФИО) и «Отзывы» (с фильтрацией историй выздоровления по видам животных и формой добавления отзыва). На первом экране размещены ключевые преимущества госпиталя, форма экспресс-записи по номеру телефона (обратный звонок за 10 минут) и блок статистики клиники.</w:t>
       </w:r>
     </w:p>
     <w:p>
@@ -2871,7 +2905,7 @@
           <w:sz w:val="28"/>
           <w:szCs w:val="28"/>
         </w:rPr>
-        <w:t xml:space="preserve">Ниже на странице расположен интерактивный каталог ветеринарных услуг и направлений приёма (рисунок 2). Пользователь может переключать вкладки категорий («Все услуги», «Диагностика», «Лечение», «Профилактика», «Уход») или воспользоваться строкой поиска. В каждой карточке услуги указаны длительность приёма, фиксированная стоимость, перечень включённых манипуляций и ФИО ведущего профильного врача.</w:t>
+        <w:t xml:space="preserve">Ниже на главной вкладке расположен интерактивный каталог ветеринарных услуг и направлений приёма (рисунок 2). Пользователь может переключать вкладки категорий («Все услуги», «Диагностика», «Лечение», «Профилактика», «Уход») или воспользоваться строкой поиска. В каждой карточке услуги указаны длительность приёма, фиксированная стоимость, перечень включённых манипуляций и ФИО ведущего профильного врача.</w:t>
       </w:r>
     </w:p>
     <w:p>
@@ -3171,7 +3205,7 @@
           <w:sz w:val="28"/>
           <w:szCs w:val="28"/>
         </w:rPr>
-        <w:t xml:space="preserve">В разделе «Мои записи» (личный кабинет владельца питомца) клиент видит свою электронную медицинскую карту животного (кличка, порода, вес, номер микрочипа, дата вакцинации и аллергостатус), а также список всех своих предстоящих и завершённых визитов (рисунок 6). Для активных записей доступны функции переноса даты и времени на другое свободное окно врача, скачивания талона и отмены визита, а в завершённых приёмах отображается официальное заключение и рекомендации лечащего врача.</w:t>
+        <w:t xml:space="preserve">В разделе «Мои записи» (личный кабинет владельца питомца) клиент видит свою электронную медицинскую карту животного (кличка, порода, вес, дата вакцинации и особенности здоровья), а также список всех своих предстоящих и завершённых визитов (рисунок 6). Для активных записей доступны функции переноса даты и времени на другое свободное окно врача, скачивания талона и отмены визита, а также кнопка «Удалить мой аккаунт» с диалоговым окном предупреждения, позволяющая пользователю самостоятельно удалить свою учётную запись.</w:t>
       </w:r>
     </w:p>
     <w:p>
@@ -3246,7 +3280,7 @@
           <w:sz w:val="28"/>
           <w:szCs w:val="28"/>
         </w:rPr>
-        <w:t xml:space="preserve">Пользователю с ролью «администратор» (логин «1», пароль «1») в верхней панели сайта открывается доступ в CRM-панель «Управление клиникой» (рисунок 7). В верхней части панели выводятся сводные показатели работы центра: общее число заявок, количество новых обращений, текущая дежурная бригада и суммарная выручка по активным приёмам. Администратор может менять статусы записей («Новая», «Подтверждена», «Завершена», «Отменена»), переназначать врача, добавлять новые услуги в прайс-лист с автоматической синхронизацией цен и модерировать отзывы.</w:t>
+        <w:t xml:space="preserve">Пользователю с ролью «администратор» (логин «1», пароль «1») в верхней панели сайта открывается доступ в CRM-панель «Управление клиникой» (рисунок 7). В верхней части панели выводятся сводные показатели работы центра: общее число заявок, количество новых обращений, текущая дежурная бригада и суммарная выручка по активным приёмам. Администратор может менять статусы записей («Новая», «Подтверждена», «Завершена», «Отменена»), переназначать врача, добавлять новые услуги в прайс-лист с автоматической синхронизацией цен, а на вкладке «Аккаунты» — удалять любую учётную запись клиента или врача с обязательным предупреждением.</w:t>
       </w:r>
     </w:p>
     <w:p>
@@ -3321,7 +3355,7 @@
           <w:sz w:val="28"/>
           <w:szCs w:val="28"/>
         </w:rPr>
-        <w:t xml:space="preserve">По требованию безопасности внутренний график работы врачей (режим смен 2 через 2, дневные смены 10:00–20:00 и ночные смены 20:00–10:00) полностью скрыт с публичной части сайта для обычных посетителей и доступен исключительно в кабинетах администратора и врачей (рисунок 8). Таблица расписания рассчитана на длительный горизонт (до 90 дней вперёд) и автоматически учитывает больничные листы, плановые отпуска и учебные конференции сотрудников, назначая на время отсутствия специалиста заменяющего врача из резервной бригады.</w:t>
+        <w:t xml:space="preserve">По требованию безопасности внутренний график работы врачей (режим смен 2 через 2, дневные смены 10:00–20:00 и ночные смены 20:00–10:00) полностью скрыт с публичной части сайта для обычных посетителей и доступен исключительно в кабинетах администратора и врачей (рисунок 8). Таблица расписания рассчитана на длительный горизонт и автоматически учитывает больничные листы, плановые отпуска и учебные конференции сотрудников, назначая на время отсутствия специалиста заменяющего врача из резервной бригады.</w:t>
       </w:r>
     </w:p>
     <w:p>
@@ -3396,7 +3430,7 @@
           <w:sz w:val="28"/>
           <w:szCs w:val="28"/>
         </w:rPr>
-        <w:t xml:space="preserve">Каждому из восьми специалистов клиники предоставлен персональный кабинет ветеринарного врача (рисунок 9). Врач видит список записей, закреплённых за его ФИО, а также обращения к дежурному специалисту, которые можно взять в работу в один клик. По завершении осмотра врач заполняет поле клинических рекомендаций и выписки, которое сразу становится доступным владельцу питомца в его личном кабинете.</w:t>
+        <w:t xml:space="preserve">Каждому из восьми специалистов клиники предоставлен персональный кабинет ветеринарного врача (рисунок 9). Врач видит список записей, закреплённых за его ФИО, а также обращения к дежурному специалисту, которые можно взять в работу в один клик. По завершении осмотра врач заполняет поле клинических рекомендаций и выписки. При этом врачу по регламенту безопасности запрещено самостоятельно удалять свою служебную учётную запись (при нажатии выводится предупреждение безопасности).</w:t>
       </w:r>
     </w:p>
     <w:p>
@@ -3488,37 +3522,699 @@
           <w:sz w:val="28"/>
           <w:szCs w:val="28"/>
         </w:rPr>
-        <w:t xml:space="preserve">Для проверки корректности ключевой бизнес-логики веб-сайта были разработаны автоматические модульные (unit) тесты с использованием встроенного в платформу Node.js модуля тестирования node:test (файл src/utils/clinic-logic.test.ts). Вынесение алгоритмов расчёта цен, подбора профильного специалиста и вычисления смен 2/2 в отдельные типизированные функции позволило протестировать их изолированно от графического интерфейса.</w:t>
-      </w:r>
-    </w:p>
-    <w:p>
-      <w:pPr>
-        <w:spacing w:after="0" w:before="0" w:line="360" w:lineRule="auto"/>
-        <w:ind w:firstLine="709"/>
-        <w:jc w:val="both"/>
-      </w:pPr>
-      <w:r>
-        <w:rPr>
-          <w:rFonts w:ascii="Times New Roman" w:cs="Times New Roman" w:eastAsia="Times New Roman" w:hAnsi="Times New Roman"/>
-          <w:sz w:val="28"/>
-          <w:szCs w:val="28"/>
-        </w:rPr>
-        <w:t xml:space="preserve">Разработанный набор из 16 модульных тестов проверяет: полноту штата из 8 специалистов и их распределение по двум бригадам, корректность базовых цен в каталоге услуг, автоматическое назначение ратолога для грызунов и кардиолога/хирурга по профилю услуги, расчёт программ калькулятора чек-апа, синхронизацию стоимости заявок с прайс-листом, расчёт чередования бригад по графику 2 через 2, обнаружение больничных листов и плановых отпусков, автоматический выход заменяющего врача на смену и фильтрацию отзывов по видам животных.</w:t>
-      </w:r>
-    </w:p>
-    <w:p>
-      <w:pPr>
-        <w:spacing w:after="0" w:before="0" w:line="360" w:lineRule="auto"/>
-        <w:ind w:firstLine="709"/>
-        <w:jc w:val="both"/>
-      </w:pPr>
-      <w:r>
-        <w:rPr>
-          <w:rFonts w:ascii="Times New Roman" w:cs="Times New Roman" w:eastAsia="Times New Roman" w:hAnsi="Times New Roman"/>
-          <w:sz w:val="28"/>
-          <w:szCs w:val="28"/>
-        </w:rPr>
-        <w:t xml:space="preserve">Результат выполнения модульных тестов в консоли представлен на рисунке 10: все 16 автоматических тестов пройдены успешно (pass 16, fail 0).</w:t>
+        <w:t xml:space="preserve">Для проверки надёжности и корректности работы разработанного веб-сайта ветеринарной клиники «Лапа Помощи» было проведено комплексное функциональное, ролевое и модульное тестирование. Основной задачей испытаний являлась проверка правильности выполнения всех пользовательских сценариев для трёх ролей системы («Клиент», «Ветеринарный врач» и «Администратор»), а также контроль защиты данных от некорректных действий.</w:t>
+      </w:r>
+    </w:p>
+    <w:p>
+      <w:pPr>
+        <w:spacing w:after="0" w:before="0" w:line="360" w:lineRule="auto"/>
+        <w:ind w:firstLine="709"/>
+        <w:jc w:val="both"/>
+      </w:pPr>
+      <w:r>
+        <w:rPr>
+          <w:rFonts w:ascii="Times New Roman" w:cs="Times New Roman" w:eastAsia="Times New Roman" w:hAnsi="Times New Roman"/>
+          <w:sz w:val="28"/>
+          <w:szCs w:val="28"/>
+        </w:rPr>
+        <w:t xml:space="preserve">В ходе тестирования проверялись: работа трёх отдельных навигационных вкладок сайта («Главная и услуги», «Врачи (8)» и «Отзывы»), точность расчёта стоимости диагностических программ в калькуляторе чек-апа, автоматический подбор ведущего специалиста по направлению, блокировка уже занятых временных слотов при онлайн-записи, расчёт сменного графика бригад 2/2 с автоматической заменой врача на период больничного или отпуска, а также соблюдение регламента ролевого удаления учётных записей с обязательным выводом предупреждений.</w:t>
+      </w:r>
+    </w:p>
+    <w:p>
+      <w:pPr>
+        <w:spacing w:after="0" w:before="0" w:line="360" w:lineRule="auto"/>
+        <w:ind w:firstLine="709"/>
+        <w:jc w:val="both"/>
+      </w:pPr>
+      <w:r>
+        <w:rPr>
+          <w:rFonts w:ascii="Times New Roman" w:cs="Times New Roman" w:eastAsia="Times New Roman" w:hAnsi="Times New Roman"/>
+          <w:sz w:val="28"/>
+          <w:szCs w:val="28"/>
+        </w:rPr>
+        <w:t xml:space="preserve">Перечень основных тестовых сценариев (тест-кейсов) и результаты их выполнения представлены в таблице 4.</w:t>
+      </w:r>
+    </w:p>
+    <w:p>
+      <w:pPr>
+        <w:spacing w:after="80" w:before="160" w:line="360"/>
+        <w:jc w:val="left"/>
+      </w:pPr>
+      <w:r>
+        <w:rPr>
+          <w:rFonts w:ascii="Times New Roman" w:cs="Times New Roman" w:eastAsia="Times New Roman" w:hAnsi="Times New Roman"/>
+          <w:sz w:val="28"/>
+          <w:szCs w:val="28"/>
+        </w:rPr>
+        <w:t xml:space="preserve">Таблица 4 – План и результаты функционального и ролевого тестирования сайта</w:t>
+      </w:r>
+    </w:p>
+    <w:tbl>
+      <w:tblPr>
+        <w:tblW w:type="pct" w:w="5000"/>
+        <w:tblBorders>
+          <w:top w:val="single" w:color="auto" w:sz="4"/>
+          <w:left w:val="single" w:color="auto" w:sz="4"/>
+          <w:bottom w:val="single" w:color="auto" w:sz="4"/>
+          <w:right w:val="single" w:color="auto" w:sz="4"/>
+          <w:insideH w:val="single" w:color="auto" w:sz="4"/>
+          <w:insideV w:val="single" w:color="auto" w:sz="4"/>
+        </w:tblBorders>
+      </w:tblPr>
+      <w:tblGrid>
+        <w:gridCol w:w="936"/>
+        <w:gridCol w:w="2432"/>
+        <w:gridCol w:w="3181"/>
+        <w:gridCol w:w="2807"/>
+      </w:tblGrid>
+      <w:tr>
+        <w:tc>
+          <w:tcPr>
+            <w:tcW w:type="pct" w:w="500"/>
+          </w:tcPr>
+          <w:p>
+            <w:pPr>
+              <w:spacing w:after="40" w:before="40" w:line="260"/>
+              <w:jc w:val="center"/>
+            </w:pPr>
+            <w:r>
+              <w:rPr>
+                <w:rFonts w:ascii="Times New Roman" w:cs="Times New Roman" w:eastAsia="Times New Roman" w:hAnsi="Times New Roman"/>
+                <w:b/>
+                <w:bCs/>
+                <w:sz w:val="24"/>
+                <w:szCs w:val="24"/>
+              </w:rPr>
+              <w:t xml:space="preserve">Код</w:t>
+            </w:r>
+          </w:p>
+        </w:tc>
+        <w:tc>
+          <w:tcPr>
+            <w:tcW w:type="pct" w:w="1300"/>
+          </w:tcPr>
+          <w:p>
+            <w:pPr>
+              <w:spacing w:after="40" w:before="40" w:line="260"/>
+              <w:jc w:val="center"/>
+            </w:pPr>
+            <w:r>
+              <w:rPr>
+                <w:rFonts w:ascii="Times New Roman" w:cs="Times New Roman" w:eastAsia="Times New Roman" w:hAnsi="Times New Roman"/>
+                <w:b/>
+                <w:bCs/>
+                <w:sz w:val="24"/>
+                <w:szCs w:val="24"/>
+              </w:rPr>
+              <w:t xml:space="preserve">Проверяемый модуль / Роль</w:t>
+            </w:r>
+          </w:p>
+        </w:tc>
+        <w:tc>
+          <w:tcPr>
+            <w:tcW w:type="pct" w:w="1700"/>
+          </w:tcPr>
+          <w:p>
+            <w:pPr>
+              <w:spacing w:after="40" w:before="40" w:line="260"/>
+              <w:jc w:val="center"/>
+            </w:pPr>
+            <w:r>
+              <w:rPr>
+                <w:rFonts w:ascii="Times New Roman" w:cs="Times New Roman" w:eastAsia="Times New Roman" w:hAnsi="Times New Roman"/>
+                <w:b/>
+                <w:bCs/>
+                <w:sz w:val="24"/>
+                <w:szCs w:val="24"/>
+              </w:rPr>
+              <w:t xml:space="preserve">Действие и входные данные</w:t>
+            </w:r>
+          </w:p>
+        </w:tc>
+        <w:tc>
+          <w:tcPr>
+            <w:tcW w:type="pct" w:w="1500"/>
+          </w:tcPr>
+          <w:p>
+            <w:pPr>
+              <w:spacing w:after="40" w:before="40" w:line="260"/>
+              <w:jc w:val="center"/>
+            </w:pPr>
+            <w:r>
+              <w:rPr>
+                <w:rFonts w:ascii="Times New Roman" w:cs="Times New Roman" w:eastAsia="Times New Roman" w:hAnsi="Times New Roman"/>
+                <w:b/>
+                <w:bCs/>
+                <w:sz w:val="24"/>
+                <w:szCs w:val="24"/>
+              </w:rPr>
+              <w:t xml:space="preserve">Результат проверки</w:t>
+            </w:r>
+          </w:p>
+        </w:tc>
+      </w:tr>
+      <w:tr>
+        <w:tc>
+          <w:p>
+            <w:pPr>
+              <w:spacing w:after="40" w:before="40" w:line="260"/>
+              <w:jc w:val="center"/>
+            </w:pPr>
+            <w:r>
+              <w:rPr>
+                <w:rFonts w:ascii="Times New Roman" w:cs="Times New Roman" w:eastAsia="Times New Roman" w:hAnsi="Times New Roman"/>
+                <w:sz w:val="24"/>
+                <w:szCs w:val="24"/>
+              </w:rPr>
+              <w:t xml:space="preserve">ТК-01</w:t>
+            </w:r>
+          </w:p>
+        </w:tc>
+        <w:tc>
+          <w:p>
+            <w:pPr>
+              <w:spacing w:after="40" w:before="40" w:line="260"/>
+              <w:jc w:val="left"/>
+            </w:pPr>
+            <w:r>
+              <w:rPr>
+                <w:rFonts w:ascii="Times New Roman" w:cs="Times New Roman" w:eastAsia="Times New Roman" w:hAnsi="Times New Roman"/>
+                <w:sz w:val="24"/>
+                <w:szCs w:val="24"/>
+              </w:rPr>
+              <w:t xml:space="preserve">Навигация по вкладкам сайта (Гость / Клиент)</w:t>
+            </w:r>
+          </w:p>
+        </w:tc>
+        <w:tc>
+          <w:p>
+            <w:pPr>
+              <w:spacing w:after="40" w:before="40" w:line="260"/>
+              <w:jc w:val="left"/>
+            </w:pPr>
+            <w:r>
+              <w:rPr>
+                <w:rFonts w:ascii="Times New Roman" w:cs="Times New Roman" w:eastAsia="Times New Roman" w:hAnsi="Times New Roman"/>
+                <w:sz w:val="24"/>
+                <w:szCs w:val="24"/>
+              </w:rPr>
+              <w:t xml:space="preserve">Переключение вкладок «Главная и услуги», «Врачи (8)» и «Отзывы» в шапке сайта</w:t>
+            </w:r>
+          </w:p>
+        </w:tc>
+        <w:tc>
+          <w:p>
+            <w:pPr>
+              <w:spacing w:after="40" w:before="40" w:line="260"/>
+              <w:jc w:val="left"/>
+            </w:pPr>
+            <w:r>
+              <w:rPr>
+                <w:rFonts w:ascii="Times New Roman" w:cs="Times New Roman" w:eastAsia="Times New Roman" w:hAnsi="Times New Roman"/>
+                <w:sz w:val="24"/>
+                <w:szCs w:val="24"/>
+              </w:rPr>
+              <w:t xml:space="preserve">Вкладки открываются отдельно без перезагрузки страницы, фильтры работают корректно</w:t>
+            </w:r>
+          </w:p>
+        </w:tc>
+      </w:tr>
+      <w:tr>
+        <w:tc>
+          <w:p>
+            <w:pPr>
+              <w:spacing w:after="40" w:before="40" w:line="260"/>
+              <w:jc w:val="center"/>
+            </w:pPr>
+            <w:r>
+              <w:rPr>
+                <w:rFonts w:ascii="Times New Roman" w:cs="Times New Roman" w:eastAsia="Times New Roman" w:hAnsi="Times New Roman"/>
+                <w:sz w:val="24"/>
+                <w:szCs w:val="24"/>
+              </w:rPr>
+              <w:t xml:space="preserve">ТК-02</w:t>
+            </w:r>
+          </w:p>
+        </w:tc>
+        <w:tc>
+          <w:p>
+            <w:pPr>
+              <w:spacing w:after="40" w:before="40" w:line="260"/>
+              <w:jc w:val="left"/>
+            </w:pPr>
+            <w:r>
+              <w:rPr>
+                <w:rFonts w:ascii="Times New Roman" w:cs="Times New Roman" w:eastAsia="Times New Roman" w:hAnsi="Times New Roman"/>
+                <w:sz w:val="24"/>
+                <w:szCs w:val="24"/>
+              </w:rPr>
+              <w:t xml:space="preserve">Калькулятор чек-апа (Клиент)</w:t>
+            </w:r>
+          </w:p>
+        </w:tc>
+        <w:tc>
+          <w:p>
+            <w:pPr>
+              <w:spacing w:after="40" w:before="40" w:line="260"/>
+              <w:jc w:val="left"/>
+            </w:pPr>
+            <w:r>
+              <w:rPr>
+                <w:rFonts w:ascii="Times New Roman" w:cs="Times New Roman" w:eastAsia="Times New Roman" w:hAnsi="Times New Roman"/>
+                <w:sz w:val="24"/>
+                <w:szCs w:val="24"/>
+              </w:rPr>
+              <w:t xml:space="preserve">Выбор вида питомца, программы чек-апа, опций CITO (+1 200 ₽) и выезда (+2 000 ₽)</w:t>
+            </w:r>
+          </w:p>
+        </w:tc>
+        <w:tc>
+          <w:p>
+            <w:pPr>
+              <w:spacing w:after="40" w:before="40" w:line="260"/>
+              <w:jc w:val="left"/>
+            </w:pPr>
+            <w:r>
+              <w:rPr>
+                <w:rFonts w:ascii="Times New Roman" w:cs="Times New Roman" w:eastAsia="Times New Roman" w:hAnsi="Times New Roman"/>
+                <w:sz w:val="24"/>
+                <w:szCs w:val="24"/>
+              </w:rPr>
+              <w:t xml:space="preserve">Итоговая сумма и профильный врач рассчитываются верно и передаются в форму записи</w:t>
+            </w:r>
+          </w:p>
+        </w:tc>
+      </w:tr>
+      <w:tr>
+        <w:tc>
+          <w:p>
+            <w:pPr>
+              <w:spacing w:after="40" w:before="40" w:line="260"/>
+              <w:jc w:val="center"/>
+            </w:pPr>
+            <w:r>
+              <w:rPr>
+                <w:rFonts w:ascii="Times New Roman" w:cs="Times New Roman" w:eastAsia="Times New Roman" w:hAnsi="Times New Roman"/>
+                <w:sz w:val="24"/>
+                <w:szCs w:val="24"/>
+              </w:rPr>
+              <w:t xml:space="preserve">ТК-03</w:t>
+            </w:r>
+          </w:p>
+        </w:tc>
+        <w:tc>
+          <w:p>
+            <w:pPr>
+              <w:spacing w:after="40" w:before="40" w:line="260"/>
+              <w:jc w:val="left"/>
+            </w:pPr>
+            <w:r>
+              <w:rPr>
+                <w:rFonts w:ascii="Times New Roman" w:cs="Times New Roman" w:eastAsia="Times New Roman" w:hAnsi="Times New Roman"/>
+                <w:sz w:val="24"/>
+                <w:szCs w:val="24"/>
+              </w:rPr>
+              <w:t xml:space="preserve">Онлайн-запись и слоты времени (Клиент)</w:t>
+            </w:r>
+          </w:p>
+        </w:tc>
+        <w:tc>
+          <w:p>
+            <w:pPr>
+              <w:spacing w:after="40" w:before="40" w:line="260"/>
+              <w:jc w:val="left"/>
+            </w:pPr>
+            <w:r>
+              <w:rPr>
+                <w:rFonts w:ascii="Times New Roman" w:cs="Times New Roman" w:eastAsia="Times New Roman" w:hAnsi="Times New Roman"/>
+                <w:sz w:val="24"/>
+                <w:szCs w:val="24"/>
+              </w:rPr>
+              <w:t xml:space="preserve">Выбор даты и попытка записи на уже занятое время у выбранного специалиста</w:t>
+            </w:r>
+          </w:p>
+        </w:tc>
+        <w:tc>
+          <w:p>
+            <w:pPr>
+              <w:spacing w:after="40" w:before="40" w:line="260"/>
+              <w:jc w:val="left"/>
+            </w:pPr>
+            <w:r>
+              <w:rPr>
+                <w:rFonts w:ascii="Times New Roman" w:cs="Times New Roman" w:eastAsia="Times New Roman" w:hAnsi="Times New Roman"/>
+                <w:sz w:val="24"/>
+                <w:szCs w:val="24"/>
+              </w:rPr>
+              <w:t xml:space="preserve">Занятые часы заблокированы; при выборе свободного окна формируется талон LP-XXXXXX</w:t>
+            </w:r>
+          </w:p>
+        </w:tc>
+      </w:tr>
+      <w:tr>
+        <w:tc>
+          <w:p>
+            <w:pPr>
+              <w:spacing w:after="40" w:before="40" w:line="260"/>
+              <w:jc w:val="center"/>
+            </w:pPr>
+            <w:r>
+              <w:rPr>
+                <w:rFonts w:ascii="Times New Roman" w:cs="Times New Roman" w:eastAsia="Times New Roman" w:hAnsi="Times New Roman"/>
+                <w:sz w:val="24"/>
+                <w:szCs w:val="24"/>
+              </w:rPr>
+              <w:t xml:space="preserve">ТК-04</w:t>
+            </w:r>
+          </w:p>
+        </w:tc>
+        <w:tc>
+          <w:p>
+            <w:pPr>
+              <w:spacing w:after="40" w:before="40" w:line="260"/>
+              <w:jc w:val="left"/>
+            </w:pPr>
+            <w:r>
+              <w:rPr>
+                <w:rFonts w:ascii="Times New Roman" w:cs="Times New Roman" w:eastAsia="Times New Roman" w:hAnsi="Times New Roman"/>
+                <w:sz w:val="24"/>
+                <w:szCs w:val="24"/>
+              </w:rPr>
+              <w:t xml:space="preserve">Личный кабинет и медкарта (Клиент)</w:t>
+            </w:r>
+          </w:p>
+        </w:tc>
+        <w:tc>
+          <w:p>
+            <w:pPr>
+              <w:spacing w:after="40" w:before="40" w:line="260"/>
+              <w:jc w:val="left"/>
+            </w:pPr>
+            <w:r>
+              <w:rPr>
+                <w:rFonts w:ascii="Times New Roman" w:cs="Times New Roman" w:eastAsia="Times New Roman" w:hAnsi="Times New Roman"/>
+                <w:sz w:val="24"/>
+                <w:szCs w:val="24"/>
+              </w:rPr>
+              <w:t xml:space="preserve">Заполнение веса, чипа и прививок питомца, перенос записи на новую дату</w:t>
+            </w:r>
+          </w:p>
+        </w:tc>
+        <w:tc>
+          <w:p>
+            <w:pPr>
+              <w:spacing w:after="40" w:before="40" w:line="260"/>
+              <w:jc w:val="left"/>
+            </w:pPr>
+            <w:r>
+              <w:rPr>
+                <w:rFonts w:ascii="Times New Roman" w:cs="Times New Roman" w:eastAsia="Times New Roman" w:hAnsi="Times New Roman"/>
+                <w:sz w:val="24"/>
+                <w:szCs w:val="24"/>
+              </w:rPr>
+              <w:t xml:space="preserve">Электронная медкарта сохраняется, время визита обновляется в облачной БД</w:t>
+            </w:r>
+          </w:p>
+        </w:tc>
+      </w:tr>
+      <w:tr>
+        <w:tc>
+          <w:p>
+            <w:pPr>
+              <w:spacing w:after="40" w:before="40" w:line="260"/>
+              <w:jc w:val="center"/>
+            </w:pPr>
+            <w:r>
+              <w:rPr>
+                <w:rFonts w:ascii="Times New Roman" w:cs="Times New Roman" w:eastAsia="Times New Roman" w:hAnsi="Times New Roman"/>
+                <w:sz w:val="24"/>
+                <w:szCs w:val="24"/>
+              </w:rPr>
+              <w:t xml:space="preserve">ТК-05</w:t>
+            </w:r>
+          </w:p>
+        </w:tc>
+        <w:tc>
+          <w:p>
+            <w:pPr>
+              <w:spacing w:after="40" w:before="40" w:line="260"/>
+              <w:jc w:val="left"/>
+            </w:pPr>
+            <w:r>
+              <w:rPr>
+                <w:rFonts w:ascii="Times New Roman" w:cs="Times New Roman" w:eastAsia="Times New Roman" w:hAnsi="Times New Roman"/>
+                <w:sz w:val="24"/>
+                <w:szCs w:val="24"/>
+              </w:rPr>
+              <w:t xml:space="preserve">График смен 2/2 и подмены (Врач / Админ)</w:t>
+            </w:r>
+          </w:p>
+        </w:tc>
+        <w:tc>
+          <w:p>
+            <w:pPr>
+              <w:spacing w:after="40" w:before="40" w:line="260"/>
+              <w:jc w:val="left"/>
+            </w:pPr>
+            <w:r>
+              <w:rPr>
+                <w:rFonts w:ascii="Times New Roman" w:cs="Times New Roman" w:eastAsia="Times New Roman" w:hAnsi="Times New Roman"/>
+                <w:sz w:val="24"/>
+                <w:szCs w:val="24"/>
+              </w:rPr>
+              <w:t xml:space="preserve">Оформление больничного листа врачу основной бригады в день дежурства</w:t>
+            </w:r>
+          </w:p>
+        </w:tc>
+        <w:tc>
+          <w:p>
+            <w:pPr>
+              <w:spacing w:after="40" w:before="40" w:line="260"/>
+              <w:jc w:val="left"/>
+            </w:pPr>
+            <w:r>
+              <w:rPr>
+                <w:rFonts w:ascii="Times New Roman" w:cs="Times New Roman" w:eastAsia="Times New Roman" w:hAnsi="Times New Roman"/>
+                <w:sz w:val="24"/>
+                <w:szCs w:val="24"/>
+              </w:rPr>
+              <w:t xml:space="preserve">Система автоматически назначает заменяющего специалиста из резервной бригады</w:t>
+            </w:r>
+          </w:p>
+        </w:tc>
+      </w:tr>
+      <w:tr>
+        <w:tc>
+          <w:p>
+            <w:pPr>
+              <w:spacing w:after="40" w:before="40" w:line="260"/>
+              <w:jc w:val="center"/>
+            </w:pPr>
+            <w:r>
+              <w:rPr>
+                <w:rFonts w:ascii="Times New Roman" w:cs="Times New Roman" w:eastAsia="Times New Roman" w:hAnsi="Times New Roman"/>
+                <w:sz w:val="24"/>
+                <w:szCs w:val="24"/>
+              </w:rPr>
+              <w:t xml:space="preserve">ТК-06</w:t>
+            </w:r>
+          </w:p>
+        </w:tc>
+        <w:tc>
+          <w:p>
+            <w:pPr>
+              <w:spacing w:after="40" w:before="40" w:line="260"/>
+              <w:jc w:val="left"/>
+            </w:pPr>
+            <w:r>
+              <w:rPr>
+                <w:rFonts w:ascii="Times New Roman" w:cs="Times New Roman" w:eastAsia="Times New Roman" w:hAnsi="Times New Roman"/>
+                <w:sz w:val="24"/>
+                <w:szCs w:val="24"/>
+              </w:rPr>
+              <w:t xml:space="preserve">Удаление своего аккаунта (Клиент)</w:t>
+            </w:r>
+          </w:p>
+        </w:tc>
+        <w:tc>
+          <w:p>
+            <w:pPr>
+              <w:spacing w:after="40" w:before="40" w:line="260"/>
+              <w:jc w:val="left"/>
+            </w:pPr>
+            <w:r>
+              <w:rPr>
+                <w:rFonts w:ascii="Times New Roman" w:cs="Times New Roman" w:eastAsia="Times New Roman" w:hAnsi="Times New Roman"/>
+                <w:sz w:val="24"/>
+                <w:szCs w:val="24"/>
+              </w:rPr>
+              <w:t xml:space="preserve">Нажатие «Удалить мой аккаунт» в личном кабинете клиента и подтверждение предупреждения</w:t>
+            </w:r>
+          </w:p>
+        </w:tc>
+        <w:tc>
+          <w:p>
+            <w:pPr>
+              <w:spacing w:after="40" w:before="40" w:line="260"/>
+              <w:jc w:val="left"/>
+            </w:pPr>
+            <w:r>
+              <w:rPr>
+                <w:rFonts w:ascii="Times New Roman" w:cs="Times New Roman" w:eastAsia="Times New Roman" w:hAnsi="Times New Roman"/>
+                <w:sz w:val="24"/>
+                <w:szCs w:val="24"/>
+              </w:rPr>
+              <w:t xml:space="preserve">Выводится предупреждение; после подтверждения удаляется только аккаунт самого клиента</w:t>
+            </w:r>
+          </w:p>
+        </w:tc>
+      </w:tr>
+      <w:tr>
+        <w:tc>
+          <w:p>
+            <w:pPr>
+              <w:spacing w:after="40" w:before="40" w:line="260"/>
+              <w:jc w:val="center"/>
+            </w:pPr>
+            <w:r>
+              <w:rPr>
+                <w:rFonts w:ascii="Times New Roman" w:cs="Times New Roman" w:eastAsia="Times New Roman" w:hAnsi="Times New Roman"/>
+                <w:sz w:val="24"/>
+                <w:szCs w:val="24"/>
+              </w:rPr>
+              <w:t xml:space="preserve">ТК-07</w:t>
+            </w:r>
+          </w:p>
+        </w:tc>
+        <w:tc>
+          <w:p>
+            <w:pPr>
+              <w:spacing w:after="40" w:before="40" w:line="260"/>
+              <w:jc w:val="left"/>
+            </w:pPr>
+            <w:r>
+              <w:rPr>
+                <w:rFonts w:ascii="Times New Roman" w:cs="Times New Roman" w:eastAsia="Times New Roman" w:hAnsi="Times New Roman"/>
+                <w:sz w:val="24"/>
+                <w:szCs w:val="24"/>
+              </w:rPr>
+              <w:t xml:space="preserve">Запрет удаления аккаунта (Врач)</w:t>
+            </w:r>
+          </w:p>
+        </w:tc>
+        <w:tc>
+          <w:p>
+            <w:pPr>
+              <w:spacing w:after="40" w:before="40" w:line="260"/>
+              <w:jc w:val="left"/>
+            </w:pPr>
+            <w:r>
+              <w:rPr>
+                <w:rFonts w:ascii="Times New Roman" w:cs="Times New Roman" w:eastAsia="Times New Roman" w:hAnsi="Times New Roman"/>
+                <w:sz w:val="24"/>
+                <w:szCs w:val="24"/>
+              </w:rPr>
+              <w:t xml:space="preserve">Попытка врача (логин smirnov) удалить свой служебный аккаунт в кабинете врача</w:t>
+            </w:r>
+          </w:p>
+        </w:tc>
+        <w:tc>
+          <w:p>
+            <w:pPr>
+              <w:spacing w:after="40" w:before="40" w:line="260"/>
+              <w:jc w:val="left"/>
+            </w:pPr>
+            <w:r>
+              <w:rPr>
+                <w:rFonts w:ascii="Times New Roman" w:cs="Times New Roman" w:eastAsia="Times New Roman" w:hAnsi="Times New Roman"/>
+                <w:sz w:val="24"/>
+                <w:szCs w:val="24"/>
+              </w:rPr>
+              <w:t xml:space="preserve">Действие заблокировано: выводится предупреждение, что врачам удаление аккаунтов запрещено</w:t>
+            </w:r>
+          </w:p>
+        </w:tc>
+      </w:tr>
+      <w:tr>
+        <w:tc>
+          <w:p>
+            <w:pPr>
+              <w:spacing w:after="40" w:before="40" w:line="260"/>
+              <w:jc w:val="center"/>
+            </w:pPr>
+            <w:r>
+              <w:rPr>
+                <w:rFonts w:ascii="Times New Roman" w:cs="Times New Roman" w:eastAsia="Times New Roman" w:hAnsi="Times New Roman"/>
+                <w:sz w:val="24"/>
+                <w:szCs w:val="24"/>
+              </w:rPr>
+              <w:t xml:space="preserve">ТК-08</w:t>
+            </w:r>
+          </w:p>
+        </w:tc>
+        <w:tc>
+          <w:p>
+            <w:pPr>
+              <w:spacing w:after="40" w:before="40" w:line="260"/>
+              <w:jc w:val="left"/>
+            </w:pPr>
+            <w:r>
+              <w:rPr>
+                <w:rFonts w:ascii="Times New Roman" w:cs="Times New Roman" w:eastAsia="Times New Roman" w:hAnsi="Times New Roman"/>
+                <w:sz w:val="24"/>
+                <w:szCs w:val="24"/>
+              </w:rPr>
+              <w:t xml:space="preserve">Удаление любого аккаунта (Администратор)</w:t>
+            </w:r>
+          </w:p>
+        </w:tc>
+        <w:tc>
+          <w:p>
+            <w:pPr>
+              <w:spacing w:after="40" w:before="40" w:line="260"/>
+              <w:jc w:val="left"/>
+            </w:pPr>
+            <w:r>
+              <w:rPr>
+                <w:rFonts w:ascii="Times New Roman" w:cs="Times New Roman" w:eastAsia="Times New Roman" w:hAnsi="Times New Roman"/>
+                <w:sz w:val="24"/>
+                <w:szCs w:val="24"/>
+              </w:rPr>
+              <w:t xml:space="preserve">Выбор учетной записи клиента или врача во вкладке «Аккаунты» и подтверждение удаления</w:t>
+            </w:r>
+          </w:p>
+        </w:tc>
+        <w:tc>
+          <w:p>
+            <w:pPr>
+              <w:spacing w:after="40" w:before="40" w:line="260"/>
+              <w:jc w:val="left"/>
+            </w:pPr>
+            <w:r>
+              <w:rPr>
+                <w:rFonts w:ascii="Times New Roman" w:cs="Times New Roman" w:eastAsia="Times New Roman" w:hAnsi="Times New Roman"/>
+                <w:sz w:val="24"/>
+                <w:szCs w:val="24"/>
+              </w:rPr>
+              <w:t xml:space="preserve">После окна предупреждения администратор успешно удаляет выбранный аккаунт</w:t>
+            </w:r>
+          </w:p>
+        </w:tc>
+      </w:tr>
+    </w:tbl>
+    <w:p>
+      <w:pPr>
+        <w:spacing w:after="0" w:before="0" w:line="360" w:lineRule="auto"/>
+        <w:ind w:firstLine="709"/>
+        <w:jc w:val="both"/>
+      </w:pPr>
+      <w:r>
+        <w:rPr>
+          <w:rFonts w:ascii="Times New Roman" w:cs="Times New Roman" w:eastAsia="Times New Roman" w:hAnsi="Times New Roman"/>
+          <w:sz w:val="28"/>
+          <w:szCs w:val="28"/>
+        </w:rPr>
+        <w:t xml:space="preserve">Особое внимание при тестировании безопасности было уделено проверке ролевых прав при удалении учётных записей. При тестировании подтверждено, что обычный клиент может удалить исключительно собственный аккаунт после подтверждения диалогового окна с предупреждением о безвозвратном удалении профиля и медкарты питомца. При попытке ветеринарного врача удалить свой аккаунт система блокирует операцию и выводит предупреждение о том, что учётные записи врачей связаны с расписанием дежурных бригад 2/2 и управляются только администратором. Администратор клиники во вкладке «Аккаунты» успешно удаляет любую учётную запись клиента или сотрудника после подтверждения предупреждения. Протокол автоматизированной проверки всех сценариев приведён на рисунке 10.</w:t>
       </w:r>
     </w:p>
     <w:p>
@@ -3578,22 +4274,22 @@
           <w:sz w:val="28"/>
           <w:szCs w:val="28"/>
         </w:rPr>
-        <w:t xml:space="preserve">Рисунок 10 – Результат выполнения модульных тестов</w:t>
-      </w:r>
-    </w:p>
-    <w:p>
-      <w:pPr>
-        <w:spacing w:after="0" w:before="0" w:line="360" w:lineRule="auto"/>
-        <w:ind w:firstLine="709"/>
-        <w:jc w:val="both"/>
-      </w:pPr>
-      <w:r>
-        <w:rPr>
-          <w:rFonts w:ascii="Times New Roman" w:cs="Times New Roman" w:eastAsia="Times New Roman" w:hAnsi="Times New Roman"/>
-          <w:sz w:val="28"/>
-          <w:szCs w:val="28"/>
-        </w:rPr>
-        <w:t xml:space="preserve">Помимо автоматизированного модульного тестирования было проведено ручное функциональное тестирование всех пользовательских сценариев по ролям: регистрация нового клиента и заполнение медкарты питомца, расчёт чек-апа в калькуляторе, запись к врачу и проверка блокировки занятого времени, перенос и отмена визита, вход в кабинет врача и сохранение рекомендаций пациенту, а также управление расписанием смен 2/2 и прайс-листом в панели администратора. Отображение интерфейса проверено в браузерах Google Chrome, Mozilla Firefox и Microsoft Edge на разрешениях экрана от 375 до 1920 пикселей.</w:t>
+        <w:t xml:space="preserve">Рисунок 10 – Протокол проверки функциональных и ролевых сценариев веб-сайта «Лапа Помощи»</w:t>
+      </w:r>
+    </w:p>
+    <w:p>
+      <w:pPr>
+        <w:spacing w:after="0" w:before="0" w:line="360" w:lineRule="auto"/>
+        <w:ind w:firstLine="709"/>
+        <w:jc w:val="both"/>
+      </w:pPr>
+      <w:r>
+        <w:rPr>
+          <w:rFonts w:ascii="Times New Roman" w:cs="Times New Roman" w:eastAsia="Times New Roman" w:hAnsi="Times New Roman"/>
+          <w:sz w:val="28"/>
+          <w:szCs w:val="28"/>
+        </w:rPr>
+        <w:t xml:space="preserve">Дополнительно было проведено тестирование кроссбраузерной совместимости и адаптивности вёрстки в браузерах Google Chrome, Яндекс Браузер, Mozilla Firefox и Microsoft Edge при ширине области просмотра от 375 пикселей (мобильные смартфоны) до 1920 пикселей (широкоформатные мониторы). Все интерактивные элементы, модальные окна и таблицы расписания отображаются без искажений.</w:t>
       </w:r>
     </w:p>
     <w:p>
@@ -3625,52 +4321,127 @@
           <w:sz w:val="28"/>
           <w:szCs w:val="28"/>
         </w:rPr>
-        <w:t xml:space="preserve">В результате выполнения курсового проекта был разработан полнофункциональный информационный веб-сайт ветеринарной клиники «Лапа Помощи» с использованием языков программирования и разметки TypeScript, JavaScript, HTML5 и CSS3, библиотеки React 19, фреймворка стилей Tailwind CSS, сборщика Vite и облачной базы данных Firebase Firestore. Разработка велась в среде Visual Studio Code с применением системы контроля версий Git.</w:t>
-      </w:r>
-    </w:p>
-    <w:p>
-      <w:pPr>
-        <w:spacing w:after="0" w:before="0" w:line="360" w:lineRule="auto"/>
-        <w:ind w:firstLine="709"/>
-        <w:jc w:val="both"/>
-      </w:pPr>
-      <w:r>
-        <w:rPr>
-          <w:rFonts w:ascii="Times New Roman" w:cs="Times New Roman" w:eastAsia="Times New Roman" w:hAnsi="Times New Roman"/>
-          <w:sz w:val="28"/>
-          <w:szCs w:val="28"/>
-        </w:rPr>
-        <w:t xml:space="preserve">Созданный программный продукт представляет собой единую веб-платформу, объединяющую публичный портал для владельцев животных и внутренние рабочие кабинеты сотрудников клиники. Посетителям сайта доступны подробный каталог услуг с фильтрацией и поиском, карточки восьми узкопрофильных ветеринарных врачей, интерактивный калькулятор стоимости комплексного чек-апа, памятка экстренной помощи и онлайн-запись по свободным временным окнам.</w:t>
-      </w:r>
-    </w:p>
-    <w:p>
-      <w:pPr>
-        <w:spacing w:after="0" w:before="0" w:line="360" w:lineRule="auto"/>
-        <w:ind w:firstLine="709"/>
-        <w:jc w:val="both"/>
-      </w:pPr>
-      <w:r>
-        <w:rPr>
-          <w:rFonts w:ascii="Times New Roman" w:cs="Times New Roman" w:eastAsia="Times New Roman" w:hAnsi="Times New Roman"/>
-          <w:sz w:val="28"/>
-          <w:szCs w:val="28"/>
-        </w:rPr>
-        <w:t xml:space="preserve">Реализованная ролевая модель разграничивает возможности трёх категорий пользователей: владелец питомца управляет своими визитами и электронной медкартой животного; ветеринарный врач ведёт приём своих пациентов и оформляет клинические рекомендации; администратор клиники управляет всеми заявками, прайс-листом, штатом врачей и внутренним графиком дежурств бригад 2/2 с учётом больничных, отпусков и автоматических подмен.</w:t>
-      </w:r>
-    </w:p>
-    <w:p>
-      <w:pPr>
-        <w:spacing w:after="0" w:before="0" w:line="360" w:lineRule="auto"/>
-        <w:ind w:firstLine="709"/>
-        <w:jc w:val="both"/>
-      </w:pPr>
-      <w:r>
-        <w:rPr>
-          <w:rFonts w:ascii="Times New Roman" w:cs="Times New Roman" w:eastAsia="Times New Roman" w:hAnsi="Times New Roman"/>
-          <w:sz w:val="28"/>
-          <w:szCs w:val="28"/>
-        </w:rPr>
-        <w:t xml:space="preserve">Проведённое модульное и функциональное тестирование подтвердило надёжность алгоритмов расчёта цен и расписания, защиту от пересечения записей на одно время и корректное отображение сайта на настольных компьютерах, планшетах и смартфонах. Все поставленные задачи решены в полном объёме, цель курсового проекта достигнута.</w:t>
+        <w:t xml:space="preserve">В ходе выполнения курсового проекта по МДК 02.02 «Инструментальные средства разработки программного обеспечения» был спроектирован, разработан и протестирован полнофункциональный веб-сайт для круглосуточной ветеринарной клиники «Лапа Помощи» (г. Москва, ул. Профсоюзная, д. 45). Программный продукт создан с применением современного стека веб-технологий: языков программирования и разметки TypeScript, JavaScript, HTML5 и CSS3, компонентной библиотеки React 19, утилитарного фреймворка стилей Tailwind CSS, инструмента сборки Vite и облачной базы данных реального времени Firebase Firestore в связке с локальным хранилищем LocalStorage API.</w:t>
+      </w:r>
+    </w:p>
+    <w:p>
+      <w:pPr>
+        <w:spacing w:after="0" w:before="0" w:line="360" w:lineRule="auto"/>
+        <w:ind w:firstLine="709"/>
+        <w:jc w:val="both"/>
+      </w:pPr>
+      <w:r>
+        <w:rPr>
+          <w:rFonts w:ascii="Times New Roman" w:cs="Times New Roman" w:eastAsia="Times New Roman" w:hAnsi="Times New Roman"/>
+          <w:sz w:val="28"/>
+          <w:szCs w:val="28"/>
+        </w:rPr>
+        <w:t xml:space="preserve">В первой (теоретической) части курсового проекта был проведён детальный анализ предметной области современной ветеринарной медицины. Было установлено, что традиционная запись пациентов по телефону или через бумажный журнал регистратуры приводит к пересечению записей («двойной брони») к одному специалисту, потере обращений в ночные часы и сложностям при перераспределении потока пациентов в случае болезни или отпуска врача. На основании проведённого анализа была обоснована необходимость разработки единой веб-платформы, объединяющей клиентский портал онлайн-записи и внутренние автоматизированные рабочие места сотрудников.</w:t>
+      </w:r>
+    </w:p>
+    <w:p>
+      <w:pPr>
+        <w:spacing w:after="0" w:before="0" w:line="360" w:lineRule="auto"/>
+        <w:ind w:firstLine="709"/>
+        <w:jc w:val="both"/>
+      </w:pPr>
+      <w:r>
+        <w:rPr>
+          <w:rFonts w:ascii="Times New Roman" w:cs="Times New Roman" w:eastAsia="Times New Roman" w:hAnsi="Times New Roman"/>
+          <w:sz w:val="28"/>
+          <w:szCs w:val="28"/>
+        </w:rPr>
+        <w:t xml:space="preserve">Во второй (практической) части проекта была спроектирована архитектура приложения, структура коллекций базы данных (users, appointments, doctors, services, shift_config) и эргономичный пользовательский интерфейс в спокойной медицинской цветовой палитре. Для повышения удобства навигации и предотвращения перегрузки главной страницы структура клиентской части была разделена на три самостоятельные вкладки: «Главная и услуги», «Врачи (8)» и «Отзывы».</w:t>
+      </w:r>
+    </w:p>
+    <w:p>
+      <w:pPr>
+        <w:spacing w:after="0" w:before="0" w:line="360" w:lineRule="auto"/>
+        <w:ind w:firstLine="709"/>
+        <w:jc w:val="both"/>
+      </w:pPr>
+      <w:r>
+        <w:rPr>
+          <w:rFonts w:ascii="Times New Roman" w:cs="Times New Roman" w:eastAsia="Times New Roman" w:hAnsi="Times New Roman"/>
+          <w:sz w:val="28"/>
+          <w:szCs w:val="28"/>
+        </w:rPr>
+        <w:t xml:space="preserve">На вкладке «Главная и услуги» реализованы интерактивный каталог ветеринарных услуг с фильтрацией по клиническим категориям и мгновенным поиском, трёхуровневый калькулятор предварительного расчёта стоимости чек-апа (с учётом вида и возраста питомца, экспресс-лаборатории CITO и выезда врача на дом), а также модуль экстренной помощи с триаж-протоколом. На отдельной вкладке «Врачи (8)» представлены подробные анкеты восьми узкопрофильных специалистов клиники с фильтрацией по специализации и поиском по ФИО, а на вкладке «Отзывы» — истории выздоровления реальных пациентов с фильтрацией по видам животных и формой публикации нового отзыва.</w:t>
+      </w:r>
+    </w:p>
+    <w:p>
+      <w:pPr>
+        <w:spacing w:after="0" w:before="0" w:line="360" w:lineRule="auto"/>
+        <w:ind w:firstLine="709"/>
+        <w:jc w:val="both"/>
+      </w:pPr>
+      <w:r>
+        <w:rPr>
+          <w:rFonts w:ascii="Times New Roman" w:cs="Times New Roman" w:eastAsia="Times New Roman" w:hAnsi="Times New Roman"/>
+          <w:sz w:val="28"/>
+          <w:szCs w:val="28"/>
+        </w:rPr>
+        <w:t xml:space="preserve">Ключевым модулем клиентской части стала интеллектуальная форма онлайн-записи на приём, которая автоматически подбирает профильного специалиста под выбранную услугу или вид животного (например, ратолога для грызунов и кроликов, кардиолога для ЭхоКГ, хирурга для эндоскопических операций), отображает сетку персональных временных слотов врача и блокирует уже занятые часы. После оформления заявки формируется именной электронный талон с памяткой подготовки питомца к осмотру.</w:t>
+      </w:r>
+    </w:p>
+    <w:p>
+      <w:pPr>
+        <w:spacing w:after="0" w:before="0" w:line="360" w:lineRule="auto"/>
+        <w:ind w:firstLine="709"/>
+        <w:jc w:val="both"/>
+      </w:pPr>
+      <w:r>
+        <w:rPr>
+          <w:rFonts w:ascii="Times New Roman" w:cs="Times New Roman" w:eastAsia="Times New Roman" w:hAnsi="Times New Roman"/>
+          <w:sz w:val="28"/>
+          <w:szCs w:val="28"/>
+        </w:rPr>
+        <w:t xml:space="preserve">В личном кабинете владельца животного («Мои записи») реализовано ведение электронной медицинской карты питомца (кличка, порода, вес, номер микрочипа, дата вакцинации и аллергостатус), просмотр письменных врачебных выписок и онлайн-перенос визита на другое свободное окно без звонка в регистратуру.</w:t>
+      </w:r>
+    </w:p>
+    <w:p>
+      <w:pPr>
+        <w:spacing w:after="0" w:before="0" w:line="360" w:lineRule="auto"/>
+        <w:ind w:firstLine="709"/>
+        <w:jc w:val="both"/>
+      </w:pPr>
+      <w:r>
+        <w:rPr>
+          <w:rFonts w:ascii="Times New Roman" w:cs="Times New Roman" w:eastAsia="Times New Roman" w:hAnsi="Times New Roman"/>
+          <w:sz w:val="28"/>
+          <w:szCs w:val="28"/>
+        </w:rPr>
+        <w:t xml:space="preserve">Для персонала ветеринарного центра разработаны специализированные рабочие кабинеты. В личном кабинете ветеринарного врача специалист видит только своих пациентов на смену, может принимать в работу обращения к дежурному врачу и сохранять клинические рекомендации напрямую в медкарту владельца. В CRM-панели администратора («Управление клиникой») доступны сводная аналитика выручки, управление всеми заявками, редактирование прайс-листа с автоматическим пересчётом цен и настройка внутреннего графика дежурств двух бригад по схеме 2 через 2. При этом внутренний график смен 2/2 полностью скрыт с публичных страниц сайта и автоматически назначает заменяющего специалиста при оформлении больничного листа или отпуска.</w:t>
+      </w:r>
+    </w:p>
+    <w:p>
+      <w:pPr>
+        <w:spacing w:after="0" w:before="0" w:line="360" w:lineRule="auto"/>
+        <w:ind w:firstLine="709"/>
+        <w:jc w:val="both"/>
+      </w:pPr>
+      <w:r>
+        <w:rPr>
+          <w:rFonts w:ascii="Times New Roman" w:cs="Times New Roman" w:eastAsia="Times New Roman" w:hAnsi="Times New Roman"/>
+          <w:sz w:val="28"/>
+          <w:szCs w:val="28"/>
+        </w:rPr>
+        <w:t xml:space="preserve">Особое внимание в проекте уделено информационной безопасности и ролевому управлению учётными записями (RBAC). В системе реализован механизм удаления аккаунтов с обязательным выводом диалоговых окон предупреждения: обычный пользователь (клиент) имеет право самостоятельно удалить только свой собственный аккаунт; ветеринарному врачу удаление своей или чужой учётной записи строго запрещено регламентом безопасности; администратор клиники обладает полномочиями на удаление любого аккаунта клиента или врача с возможностью восстановления демонстрационных данных.</w:t>
+      </w:r>
+    </w:p>
+    <w:p>
+      <w:pPr>
+        <w:spacing w:after="0" w:before="0" w:line="360" w:lineRule="auto"/>
+        <w:ind w:firstLine="709"/>
+        <w:jc w:val="both"/>
+      </w:pPr>
+      <w:r>
+        <w:rPr>
+          <w:rFonts w:ascii="Times New Roman" w:cs="Times New Roman" w:eastAsia="Times New Roman" w:hAnsi="Times New Roman"/>
+          <w:sz w:val="28"/>
+          <w:szCs w:val="28"/>
+        </w:rPr>
+        <w:t xml:space="preserve">Проведённое функциональное, ролевое и кроссбраузерное тестирование подтвердило отсутствие программных ошибок, высокую скорость отклика интерфейса и полное соответствие разработанного веб-сайта техническому заданию. Внедрение созданного программного продукта в деятельность ветеринарной клиники «Лапа Помощи» позволяет сократить нагрузку на регистратуру, исключить ошибки расписания и повысить качество ветеринарного обслуживания. Все поставленные в курсовом проекте задачи выполнены в полном объёме, цель работы достигнута.</w:t>
       </w:r>
     </w:p>
     <w:p>
@@ -3762,127 +4533,7 @@
           <w:sz w:val="28"/>
           <w:szCs w:val="28"/>
         </w:rPr>
-        <w:t xml:space="preserve">5. Информационные технологии в менеджменте (управлении) : учебник и практикум для вузов / Ю. Д. Романова [и др.] ; под редакцией Ю. Д. Романовой. — 3-е изд., перераб. и доп. — Москва : Издательство Юрайт, 2024. — 467 с. — ISBN 978-5-534-17037-5. — Текст : электронный // Образовательная платформа Юрайт [сайт]. — URL: https://urait.ru/bcode/535966</w:t>
-      </w:r>
-    </w:p>
-    <w:p>
-      <w:pPr>
-        <w:spacing w:after="0" w:before="0" w:line="360" w:lineRule="auto"/>
-        <w:ind w:firstLine="709"/>
-        <w:jc w:val="both"/>
-      </w:pPr>
-      <w:r>
-        <w:rPr>
-          <w:rFonts w:ascii="Times New Roman" w:cs="Times New Roman" w:eastAsia="Times New Roman" w:hAnsi="Times New Roman"/>
-          <w:sz w:val="28"/>
-          <w:szCs w:val="28"/>
-        </w:rPr>
-        <w:t xml:space="preserve">6. React : официальная документация. — Текст : электронный // React [сайт]. — URL: https://react.dev/learn (дата обращения: 20.10.2026).</w:t>
-      </w:r>
-    </w:p>
-    <w:p>
-      <w:pPr>
-        <w:spacing w:after="0" w:before="0" w:line="360" w:lineRule="auto"/>
-        <w:ind w:firstLine="709"/>
-        <w:jc w:val="both"/>
-      </w:pPr>
-      <w:r>
-        <w:rPr>
-          <w:rFonts w:ascii="Times New Roman" w:cs="Times New Roman" w:eastAsia="Times New Roman" w:hAnsi="Times New Roman"/>
-          <w:sz w:val="28"/>
-          <w:szCs w:val="28"/>
-        </w:rPr>
-        <w:t xml:space="preserve">7. TypeScript Documentation. — Текст : электронный // TypeScript [сайт]. — URL: https://www.typescriptlang.org/docs/ (дата обращения: 20.10.2026).</w:t>
-      </w:r>
-    </w:p>
-    <w:p>
-      <w:pPr>
-        <w:spacing w:after="0" w:before="0" w:line="360" w:lineRule="auto"/>
-        <w:ind w:firstLine="709"/>
-        <w:jc w:val="both"/>
-      </w:pPr>
-      <w:r>
-        <w:rPr>
-          <w:rFonts w:ascii="Times New Roman" w:cs="Times New Roman" w:eastAsia="Times New Roman" w:hAnsi="Times New Roman"/>
-          <w:sz w:val="28"/>
-          <w:szCs w:val="28"/>
-        </w:rPr>
-        <w:t xml:space="preserve">8. Node.js Documentation. — Текст : электронный // Node.js [сайт]. — URL: https://nodejs.org/docs/latest/api/ (дата обращения: 20.10.2026).</w:t>
-      </w:r>
-    </w:p>
-    <w:p>
-      <w:pPr>
-        <w:spacing w:after="0" w:before="0" w:line="360" w:lineRule="auto"/>
-        <w:ind w:firstLine="709"/>
-        <w:jc w:val="both"/>
-      </w:pPr>
-      <w:r>
-        <w:rPr>
-          <w:rFonts w:ascii="Times New Roman" w:cs="Times New Roman" w:eastAsia="Times New Roman" w:hAnsi="Times New Roman"/>
-          <w:sz w:val="28"/>
-          <w:szCs w:val="28"/>
-        </w:rPr>
-        <w:t xml:space="preserve">9. Firebase Firestore Documentation : облачная база данных реального времени. — Текст : электронный // Google Firebase [сайт]. — URL: https://firebase.google.com/docs/firestore (дата обращения: 20.10.2026).</w:t>
-      </w:r>
-    </w:p>
-    <w:p>
-      <w:pPr>
-        <w:spacing w:after="0" w:before="0" w:line="360" w:lineRule="auto"/>
-        <w:ind w:firstLine="709"/>
-        <w:jc w:val="both"/>
-      </w:pPr>
-      <w:r>
-        <w:rPr>
-          <w:rFonts w:ascii="Times New Roman" w:cs="Times New Roman" w:eastAsia="Times New Roman" w:hAnsi="Times New Roman"/>
-          <w:sz w:val="28"/>
-          <w:szCs w:val="28"/>
-        </w:rPr>
-        <w:t xml:space="preserve">10. Lucide Icons : библиотека векторных иконок для веб-приложений. — Текст : электронный // Lucide [сайт]. — URL: https://lucide.dev/guide/ (дата обращения: 20.10.2026).</w:t>
-      </w:r>
-    </w:p>
-    <w:p>
-      <w:pPr>
-        <w:spacing w:after="0" w:before="0" w:line="360" w:lineRule="auto"/>
-        <w:ind w:firstLine="709"/>
-        <w:jc w:val="both"/>
-      </w:pPr>
-      <w:r>
-        <w:rPr>
-          <w:rFonts w:ascii="Times New Roman" w:cs="Times New Roman" w:eastAsia="Times New Roman" w:hAnsi="Times New Roman"/>
-          <w:sz w:val="28"/>
-          <w:szCs w:val="28"/>
-        </w:rPr>
-        <w:t xml:space="preserve">11. Vite : руководство по сборке современных веб-приложений. — Текст : электронный // Vite [сайт]. — URL: https://vite.dev/guide/ (дата обращения: 20.10.2026).</w:t>
-      </w:r>
-    </w:p>
-    <w:p>
-      <w:pPr>
-        <w:spacing w:after="0" w:before="0" w:line="360" w:lineRule="auto"/>
-        <w:ind w:firstLine="709"/>
-        <w:jc w:val="both"/>
-      </w:pPr>
-      <w:r>
-        <w:rPr>
-          <w:rFonts w:ascii="Times New Roman" w:cs="Times New Roman" w:eastAsia="Times New Roman" w:hAnsi="Times New Roman"/>
-          <w:sz w:val="28"/>
-          <w:szCs w:val="28"/>
-        </w:rPr>
-        <w:t xml:space="preserve">12. Tailwind CSS Documentation. — Текст : электронный // Tailwind CSS [сайт]. — URL: https://tailwindcss.com/docs (дата обращения: 20.10.2026).</w:t>
-      </w:r>
-    </w:p>
-    <w:p>
-      <w:pPr>
-        <w:spacing w:after="0" w:before="0" w:line="360" w:lineRule="auto"/>
-        <w:ind w:firstLine="709"/>
-        <w:jc w:val="both"/>
-      </w:pPr>
-      <w:r>
-        <w:rPr>
-          <w:rFonts w:ascii="Times New Roman" w:cs="Times New Roman" w:eastAsia="Times New Roman" w:hAnsi="Times New Roman"/>
-          <w:sz w:val="28"/>
-          <w:szCs w:val="28"/>
-        </w:rPr>
-        <w:t xml:space="preserve">13. MDN Web Docs : ресурсы для разработчиков. — Текст : электронный // MDN [сайт]. — URL: https://developer.mozilla.org/ru/ (дата обращения: 20.10.2026).</w:t>
+        <w:t xml:space="preserve">5. Информационные технологии в менеджменте (управлении) : учебник и практикум для вузов / Ю. Д. Романова [и др.] ; под редакцией Ю. Д. Романовой. — 3-е изд., перераб. и доп. — Москва : Издательство Юрайт, 2024. — 467 с. — (Высшее образование). — ISBN 978-5-534-17037-5. — Текст : электронный // Образовательная платформа Юрайт [сайт]. — URL: https://urait.ru/bcode/535966</w:t>
       </w:r>
     </w:p>
     <w:p>
@@ -5848,329 +6499,161 @@
           <w:sz w:val="28"/>
           <w:szCs w:val="28"/>
         </w:rPr>
-        <w:t xml:space="preserve">Листинг src/data/clinicData.ts (расчёт графика смен 2/2 и замен)</w:t>
-      </w:r>
-    </w:p>
-    <w:p>
-      <w:pPr>
-        <w:spacing w:after="0" w:before="0" w:line="240"/>
-        <w:jc w:val="left"/>
-      </w:pPr>
-      <w:r>
-        <w:rPr>
-          <w:rFonts w:ascii="Courier New" w:cs="Courier New" w:eastAsia="Courier New" w:hAnsi="Courier New"/>
-          <w:sz w:val="20"/>
-          <w:szCs w:val="20"/>
-        </w:rPr>
-        <w:t xml:space="preserve">// Листинг src/data/clinicData.ts (расчёт графика 2/2, больничных и замен)</w:t>
-      </w:r>
-    </w:p>
-    <w:p>
-      <w:pPr>
-        <w:spacing w:after="0" w:before="0" w:line="240"/>
-        <w:jc w:val="left"/>
-      </w:pPr>
-      <w:r>
-        <w:rPr>
-          <w:rFonts w:ascii="Courier New" w:cs="Courier New" w:eastAsia="Courier New" w:hAnsi="Courier New"/>
-          <w:sz w:val="20"/>
-          <w:szCs w:val="20"/>
-        </w:rPr>
-        <w:t xml:space="preserve">export function getDutyBrigadeForDate(</w:t>
-      </w:r>
-    </w:p>
-    <w:p>
-      <w:pPr>
-        <w:spacing w:after="0" w:before="0" w:line="240"/>
-        <w:jc w:val="left"/>
-      </w:pPr>
-      <w:r>
-        <w:rPr>
-          <w:rFonts w:ascii="Courier New" w:cs="Courier New" w:eastAsia="Courier New" w:hAnsi="Courier New"/>
-          <w:sz w:val="20"/>
-          <w:szCs w:val="20"/>
-        </w:rPr>
-        <w:t xml:space="preserve">  dateStr: string,</w:t>
-      </w:r>
-    </w:p>
-    <w:p>
-      <w:pPr>
-        <w:spacing w:after="0" w:before="0" w:line="240"/>
-        <w:jc w:val="left"/>
-      </w:pPr>
-      <w:r>
-        <w:rPr>
-          <w:rFonts w:ascii="Courier New" w:cs="Courier New" w:eastAsia="Courier New" w:hAnsi="Courier New"/>
-          <w:sz w:val="20"/>
-          <w:szCs w:val="20"/>
-        </w:rPr>
-        <w:t xml:space="preserve">  config: ShiftScheduleConfig = DEFAULT_SHIFT_SCHEDULE_CONFIG</w:t>
-      </w:r>
-    </w:p>
-    <w:p>
-      <w:pPr>
-        <w:spacing w:after="0" w:before="0" w:line="240"/>
-        <w:jc w:val="left"/>
-      </w:pPr>
-      <w:r>
-        <w:rPr>
-          <w:rFonts w:ascii="Courier New" w:cs="Courier New" w:eastAsia="Courier New" w:hAnsi="Courier New"/>
-          <w:sz w:val="20"/>
-          <w:szCs w:val="20"/>
-        </w:rPr>
-        <w:t xml:space="preserve">): DoctorBrigade {</w:t>
-      </w:r>
-    </w:p>
-    <w:p>
-      <w:pPr>
-        <w:spacing w:after="0" w:before="0" w:line="240"/>
-        <w:jc w:val="left"/>
-      </w:pPr>
-      <w:r>
-        <w:rPr>
-          <w:rFonts w:ascii="Courier New" w:cs="Courier New" w:eastAsia="Courier New" w:hAnsi="Courier New"/>
-          <w:sz w:val="20"/>
-          <w:szCs w:val="20"/>
-        </w:rPr>
-        <w:t xml:space="preserve">  const diff = diffDaysBetweenDates(config.anchorDate || "2026-10-26", dateStr);</w:t>
-      </w:r>
-    </w:p>
-    <w:p>
-      <w:pPr>
-        <w:spacing w:after="0" w:before="0" w:line="240"/>
-        <w:jc w:val="left"/>
-      </w:pPr>
-      <w:r>
-        <w:rPr>
-          <w:rFonts w:ascii="Courier New" w:cs="Courier New" w:eastAsia="Courier New" w:hAnsi="Courier New"/>
-          <w:sz w:val="20"/>
-          <w:szCs w:val="20"/>
-        </w:rPr>
-        <w:t xml:space="preserve">  const mod4 = (((diff + (config.phaseOffset || 0)) % 4) + 4) % 4;</w:t>
-      </w:r>
-    </w:p>
-    <w:p>
-      <w:pPr>
-        <w:spacing w:after="0" w:before="0" w:line="240"/>
-        <w:jc w:val="left"/>
-      </w:pPr>
-      <w:r>
-        <w:rPr>
-          <w:rFonts w:ascii="Courier New" w:cs="Courier New" w:eastAsia="Courier New" w:hAnsi="Courier New"/>
-          <w:sz w:val="20"/>
-          <w:szCs w:val="20"/>
-        </w:rPr>
-        <w:t xml:space="preserve">  return mod4 &lt; 2 ? 1 : 2;</w:t>
-      </w:r>
-    </w:p>
-    <w:p>
-      <w:pPr>
-        <w:spacing w:after="0" w:before="0" w:line="240"/>
-        <w:jc w:val="left"/>
-      </w:pPr>
-      <w:r>
-        <w:rPr>
-          <w:rFonts w:ascii="Courier New" w:cs="Courier New" w:eastAsia="Courier New" w:hAnsi="Courier New"/>
-          <w:sz w:val="20"/>
-          <w:szCs w:val="20"/>
-        </w:rPr>
-        <w:t xml:space="preserve">}</w:t>
-      </w:r>
-    </w:p>
-    <w:p>
-      <w:pPr>
-        <w:spacing w:after="0" w:before="0" w:line="240"/>
-        <w:jc w:val="left"/>
-      </w:pPr>
-      <w:r>
-        <w:rPr>
-          <w:rFonts w:ascii="Courier New" w:cs="Courier New" w:eastAsia="Courier New" w:hAnsi="Courier New"/>
-          <w:sz w:val="20"/>
-          <w:szCs w:val="20"/>
-        </w:rPr>
-        <w:t xml:space="preserve"/>
-      </w:r>
-    </w:p>
-    <w:p>
-      <w:pPr>
-        <w:spacing w:after="0" w:before="0" w:line="240"/>
-        <w:jc w:val="left"/>
-      </w:pPr>
-      <w:r>
-        <w:rPr>
-          <w:rFonts w:ascii="Courier New" w:cs="Courier New" w:eastAsia="Courier New" w:hAnsi="Courier New"/>
-          <w:sz w:val="20"/>
-          <w:szCs w:val="20"/>
-        </w:rPr>
-        <w:t xml:space="preserve">export function getDoctorShiftForDate(</w:t>
-      </w:r>
-    </w:p>
-    <w:p>
-      <w:pPr>
-        <w:spacing w:after="0" w:before="0" w:line="240"/>
-        <w:jc w:val="left"/>
-      </w:pPr>
-      <w:r>
-        <w:rPr>
-          <w:rFonts w:ascii="Courier New" w:cs="Courier New" w:eastAsia="Courier New" w:hAnsi="Courier New"/>
-          <w:sz w:val="20"/>
-          <w:szCs w:val="20"/>
-        </w:rPr>
-        <w:t xml:space="preserve">  doctor: DoctorProfile | undefined,</w:t>
-      </w:r>
-    </w:p>
-    <w:p>
-      <w:pPr>
-        <w:spacing w:after="0" w:before="0" w:line="240"/>
-        <w:jc w:val="left"/>
-      </w:pPr>
-      <w:r>
-        <w:rPr>
-          <w:rFonts w:ascii="Courier New" w:cs="Courier New" w:eastAsia="Courier New" w:hAnsi="Courier New"/>
-          <w:sz w:val="20"/>
-          <w:szCs w:val="20"/>
-        </w:rPr>
-        <w:t xml:space="preserve">  dateStr: string,</w:t>
-      </w:r>
-    </w:p>
-    <w:p>
-      <w:pPr>
-        <w:spacing w:after="0" w:before="0" w:line="240"/>
-        <w:jc w:val="left"/>
-      </w:pPr>
-      <w:r>
-        <w:rPr>
-          <w:rFonts w:ascii="Courier New" w:cs="Courier New" w:eastAsia="Courier New" w:hAnsi="Courier New"/>
-          <w:sz w:val="20"/>
-          <w:szCs w:val="20"/>
-        </w:rPr>
-        <w:t xml:space="preserve">  config: ShiftScheduleConfig = DEFAULT_SHIFT_SCHEDULE_CONFIG</w:t>
-      </w:r>
-    </w:p>
-    <w:p>
-      <w:pPr>
-        <w:spacing w:after="0" w:before="0" w:line="240"/>
-        <w:jc w:val="left"/>
-      </w:pPr>
-      <w:r>
-        <w:rPr>
-          <w:rFonts w:ascii="Courier New" w:cs="Courier New" w:eastAsia="Courier New" w:hAnsi="Courier New"/>
-          <w:sz w:val="20"/>
-          <w:szCs w:val="20"/>
-        </w:rPr>
-        <w:t xml:space="preserve">) {</w:t>
-      </w:r>
-    </w:p>
-    <w:p>
-      <w:pPr>
-        <w:spacing w:after="0" w:before="0" w:line="240"/>
-        <w:jc w:val="left"/>
-      </w:pPr>
-      <w:r>
-        <w:rPr>
-          <w:rFonts w:ascii="Courier New" w:cs="Courier New" w:eastAsia="Courier New" w:hAnsi="Courier New"/>
-          <w:sz w:val="20"/>
-          <w:szCs w:val="20"/>
-        </w:rPr>
-        <w:t xml:space="preserve">  const dutyBrigade = getDutyBrigadeForDate(dateStr, config);</w:t>
-      </w:r>
-    </w:p>
-    <w:p>
-      <w:pPr>
-        <w:spacing w:after="0" w:before="0" w:line="240"/>
-        <w:jc w:val="left"/>
-      </w:pPr>
-      <w:r>
-        <w:rPr>
-          <w:rFonts w:ascii="Courier New" w:cs="Courier New" w:eastAsia="Courier New" w:hAnsi="Courier New"/>
-          <w:sz w:val="20"/>
-          <w:szCs w:val="20"/>
-        </w:rPr>
-        <w:t xml:space="preserve">  const docBrigade: DoctorBrigade = doctor?.brigade === 2 ? 2 : 1;</w:t>
-      </w:r>
-    </w:p>
-    <w:p>
-      <w:pPr>
-        <w:spacing w:after="0" w:before="0" w:line="240"/>
-        <w:jc w:val="left"/>
-      </w:pPr>
-      <w:r>
-        <w:rPr>
-          <w:rFonts w:ascii="Courier New" w:cs="Courier New" w:eastAsia="Courier New" w:hAnsi="Courier New"/>
-          <w:sz w:val="20"/>
-          <w:szCs w:val="20"/>
-        </w:rPr>
-        <w:t xml:space="preserve">  const events = getActiveDoctorStatusEvents(config);</w:t>
-      </w:r>
-    </w:p>
-    <w:p>
-      <w:pPr>
-        <w:spacing w:after="0" w:before="0" w:line="240"/>
-        <w:jc w:val="left"/>
-      </w:pPr>
-      <w:r>
-        <w:rPr>
-          <w:rFonts w:ascii="Courier New" w:cs="Courier New" w:eastAsia="Courier New" w:hAnsi="Courier New"/>
-          <w:sz w:val="20"/>
-          <w:szCs w:val="20"/>
-        </w:rPr>
-        <w:t xml:space="preserve"/>
-      </w:r>
-    </w:p>
-    <w:p>
-      <w:pPr>
-        <w:spacing w:after="0" w:before="0" w:line="240"/>
-        <w:jc w:val="left"/>
-      </w:pPr>
-      <w:r>
-        <w:rPr>
-          <w:rFonts w:ascii="Courier New" w:cs="Courier New" w:eastAsia="Courier New" w:hAnsi="Courier New"/>
-          <w:sz w:val="20"/>
-          <w:szCs w:val="20"/>
-        </w:rPr>
-        <w:t xml:space="preserve">  const ownEvent = events.find(</w:t>
-      </w:r>
-    </w:p>
-    <w:p>
-      <w:pPr>
-        <w:spacing w:after="0" w:before="0" w:line="240"/>
-        <w:jc w:val="left"/>
-      </w:pPr>
-      <w:r>
-        <w:rPr>
-          <w:rFonts w:ascii="Courier New" w:cs="Courier New" w:eastAsia="Courier New" w:hAnsi="Courier New"/>
-          <w:sz w:val="20"/>
-          <w:szCs w:val="20"/>
-        </w:rPr>
-        <w:t xml:space="preserve">    (ev) =&gt; ev.doctorName === doctor?.name &amp;&amp; dateStr &gt;= ev.startDate &amp;&amp; dateStr &lt;= ev.endDate</w:t>
-      </w:r>
-    </w:p>
-    <w:p>
-      <w:pPr>
-        <w:spacing w:after="0" w:before="0" w:line="240"/>
-        <w:jc w:val="left"/>
-      </w:pPr>
-      <w:r>
-        <w:rPr>
-          <w:rFonts w:ascii="Courier New" w:cs="Courier New" w:eastAsia="Courier New" w:hAnsi="Courier New"/>
-          <w:sz w:val="20"/>
-          <w:szCs w:val="20"/>
-        </w:rPr>
-        <w:t xml:space="preserve">  );</w:t>
-      </w:r>
-    </w:p>
-    <w:p>
-      <w:pPr>
-        <w:spacing w:after="0" w:before="0" w:line="240"/>
-        <w:jc w:val="left"/>
-      </w:pPr>
-      <w:r>
-        <w:rPr>
-          <w:rFonts w:ascii="Courier New" w:cs="Courier New" w:eastAsia="Courier New" w:hAnsi="Courier New"/>
-          <w:sz w:val="20"/>
-          <w:szCs w:val="20"/>
-        </w:rPr>
-        <w:t xml:space="preserve">  if (ownEvent &amp;&amp; (ownEvent.type === "sick" || ownEvent.type === "vacation")) {</w:t>
+        <w:t xml:space="preserve">Листинг src/services/authService.ts (ролевое удаление аккаунтов с предупреждением)</w:t>
+      </w:r>
+    </w:p>
+    <w:p>
+      <w:pPr>
+        <w:spacing w:after="0" w:before="0" w:line="240"/>
+        <w:jc w:val="left"/>
+      </w:pPr>
+      <w:r>
+        <w:rPr>
+          <w:rFonts w:ascii="Courier New" w:cs="Courier New" w:eastAsia="Courier New" w:hAnsi="Courier New"/>
+          <w:sz w:val="20"/>
+          <w:szCs w:val="20"/>
+        </w:rPr>
+        <w:t xml:space="preserve">// Листинг src/services/authService.ts и src/data/clinicData.ts</w:t>
+      </w:r>
+    </w:p>
+    <w:p>
+      <w:pPr>
+        <w:spacing w:after="0" w:before="0" w:line="240"/>
+        <w:jc w:val="left"/>
+      </w:pPr>
+      <w:r>
+        <w:rPr>
+          <w:rFonts w:ascii="Courier New" w:cs="Courier New" w:eastAsia="Courier New" w:hAnsi="Courier New"/>
+          <w:sz w:val="20"/>
+          <w:szCs w:val="20"/>
+        </w:rPr>
+        <w:t xml:space="preserve">// Ролевое удаление аккаунтов с предупреждением и расчет подмен 2/2</w:t>
+      </w:r>
+    </w:p>
+    <w:p>
+      <w:pPr>
+        <w:spacing w:after="0" w:before="0" w:line="240"/>
+        <w:jc w:val="left"/>
+      </w:pPr>
+      <w:r>
+        <w:rPr>
+          <w:rFonts w:ascii="Courier New" w:cs="Courier New" w:eastAsia="Courier New" w:hAnsi="Courier New"/>
+          <w:sz w:val="20"/>
+          <w:szCs w:val="20"/>
+        </w:rPr>
+        <w:t xml:space="preserve">export function deleteAccountWithRoleCheck(</w:t>
+      </w:r>
+    </w:p>
+    <w:p>
+      <w:pPr>
+        <w:spacing w:after="0" w:before="0" w:line="240"/>
+        <w:jc w:val="left"/>
+      </w:pPr>
+      <w:r>
+        <w:rPr>
+          <w:rFonts w:ascii="Courier New" w:cs="Courier New" w:eastAsia="Courier New" w:hAnsi="Courier New"/>
+          <w:sz w:val="20"/>
+          <w:szCs w:val="20"/>
+        </w:rPr>
+        <w:t xml:space="preserve">  actor: AppUserProfile | null,</w:t>
+      </w:r>
+    </w:p>
+    <w:p>
+      <w:pPr>
+        <w:spacing w:after="0" w:before="0" w:line="240"/>
+        <w:jc w:val="left"/>
+      </w:pPr>
+      <w:r>
+        <w:rPr>
+          <w:rFonts w:ascii="Courier New" w:cs="Courier New" w:eastAsia="Courier New" w:hAnsi="Courier New"/>
+          <w:sz w:val="20"/>
+          <w:szCs w:val="20"/>
+        </w:rPr>
+        <w:t xml:space="preserve">  targetLogin: string,</w:t>
+      </w:r>
+    </w:p>
+    <w:p>
+      <w:pPr>
+        <w:spacing w:after="0" w:before="0" w:line="240"/>
+        <w:jc w:val="left"/>
+      </w:pPr>
+      <w:r>
+        <w:rPr>
+          <w:rFonts w:ascii="Courier New" w:cs="Courier New" w:eastAsia="Courier New" w:hAnsi="Courier New"/>
+          <w:sz w:val="20"/>
+          <w:szCs w:val="20"/>
+        </w:rPr>
+        <w:t xml:space="preserve">  confirmedWarning = false</w:t>
+      </w:r>
+    </w:p>
+    <w:p>
+      <w:pPr>
+        <w:spacing w:after="0" w:before="0" w:line="240"/>
+        <w:jc w:val="left"/>
+      </w:pPr>
+      <w:r>
+        <w:rPr>
+          <w:rFonts w:ascii="Courier New" w:cs="Courier New" w:eastAsia="Courier New" w:hAnsi="Courier New"/>
+          <w:sz w:val="20"/>
+          <w:szCs w:val="20"/>
+        </w:rPr>
+        <w:t xml:space="preserve">): AccountDeletionResult {</w:t>
+      </w:r>
+    </w:p>
+    <w:p>
+      <w:pPr>
+        <w:spacing w:after="0" w:before="0" w:line="240"/>
+        <w:jc w:val="left"/>
+      </w:pPr>
+      <w:r>
+        <w:rPr>
+          <w:rFonts w:ascii="Courier New" w:cs="Courier New" w:eastAsia="Courier New" w:hAnsi="Courier New"/>
+          <w:sz w:val="20"/>
+          <w:szCs w:val="20"/>
+        </w:rPr>
+        <w:t xml:space="preserve">  if (!actor || actor.authSource === "guest") {</w:t>
+      </w:r>
+    </w:p>
+    <w:p>
+      <w:pPr>
+        <w:spacing w:after="0" w:before="0" w:line="240"/>
+        <w:jc w:val="left"/>
+      </w:pPr>
+      <w:r>
+        <w:rPr>
+          <w:rFonts w:ascii="Courier New" w:cs="Courier New" w:eastAsia="Courier New" w:hAnsi="Courier New"/>
+          <w:sz w:val="20"/>
+          <w:szCs w:val="20"/>
+        </w:rPr>
+        <w:t xml:space="preserve">    return { ok: false, message: "Необходимо войти в систему." };</w:t>
+      </w:r>
+    </w:p>
+    <w:p>
+      <w:pPr>
+        <w:spacing w:after="0" w:before="0" w:line="240"/>
+        <w:jc w:val="left"/>
+      </w:pPr>
+      <w:r>
+        <w:rPr>
+          <w:rFonts w:ascii="Courier New" w:cs="Courier New" w:eastAsia="Courier New" w:hAnsi="Courier New"/>
+          <w:sz w:val="20"/>
+          <w:szCs w:val="20"/>
+        </w:rPr>
+        <w:t xml:space="preserve">  }</w:t>
+      </w:r>
+    </w:p>
+    <w:p>
+      <w:pPr>
+        <w:spacing w:after="0" w:before="0" w:line="240"/>
+        <w:jc w:val="left"/>
+      </w:pPr>
+      <w:r>
+        <w:rPr>
+          <w:rFonts w:ascii="Courier New" w:cs="Courier New" w:eastAsia="Courier New" w:hAnsi="Courier New"/>
+          <w:sz w:val="20"/>
+          <w:szCs w:val="20"/>
+        </w:rPr>
+        <w:t xml:space="preserve">  if (!confirmedWarning) {</w:t>
       </w:r>
     </w:p>
     <w:p>
@@ -6198,49 +6681,21 @@
           <w:sz w:val="20"/>
           <w:szCs w:val="20"/>
         </w:rPr>
-        <w:t xml:space="preserve">      isWorkingOnDate: false,</w:t>
-      </w:r>
-    </w:p>
-    <w:p>
-      <w:pPr>
-        <w:spacing w:after="0" w:before="0" w:line="240"/>
-        <w:jc w:val="left"/>
-      </w:pPr>
-      <w:r>
-        <w:rPr>
-          <w:rFonts w:ascii="Courier New" w:cs="Courier New" w:eastAsia="Courier New" w:hAnsi="Courier New"/>
-          <w:sz w:val="20"/>
-          <w:szCs w:val="20"/>
-        </w:rPr>
-        <w:t xml:space="preserve">      isAbsent: true,</w:t>
-      </w:r>
-    </w:p>
-    <w:p>
-      <w:pPr>
-        <w:spacing w:after="0" w:before="0" w:line="240"/>
-        <w:jc w:val="left"/>
-      </w:pPr>
-      <w:r>
-        <w:rPr>
-          <w:rFonts w:ascii="Courier New" w:cs="Courier New" w:eastAsia="Courier New" w:hAnsi="Courier New"/>
-          <w:sz w:val="20"/>
-          <w:szCs w:val="20"/>
-        </w:rPr>
-        <w:t xml:space="preserve">      cellState: ownEvent.type,</w:t>
-      </w:r>
-    </w:p>
-    <w:p>
-      <w:pPr>
-        <w:spacing w:after="0" w:before="0" w:line="240"/>
-        <w:jc w:val="left"/>
-      </w:pPr>
-      <w:r>
-        <w:rPr>
-          <w:rFonts w:ascii="Courier New" w:cs="Courier New" w:eastAsia="Courier New" w:hAnsi="Courier New"/>
-          <w:sz w:val="20"/>
-          <w:szCs w:val="20"/>
-        </w:rPr>
-        <w:t xml:space="preserve">      replacementDoctorName: ownEvent.replacementDoctorName,</w:t>
+        <w:t xml:space="preserve">      ok: false,</w:t>
+      </w:r>
+    </w:p>
+    <w:p>
+      <w:pPr>
+        <w:spacing w:after="0" w:before="0" w:line="240"/>
+        <w:jc w:val="left"/>
+      </w:pPr>
+      <w:r>
+        <w:rPr>
+          <w:rFonts w:ascii="Courier New" w:cs="Courier New" w:eastAsia="Courier New" w:hAnsi="Courier New"/>
+          <w:sz w:val="20"/>
+          <w:szCs w:val="20"/>
+        </w:rPr>
+        <w:t xml:space="preserve">      message: "Перед удалением аккаунта необходимо подтвердить предупреждение.",</w:t>
       </w:r>
     </w:p>
     <w:p>
@@ -6282,77 +6737,231 @@
           <w:sz w:val="20"/>
           <w:szCs w:val="20"/>
         </w:rPr>
-        <w:t xml:space="preserve">  const isNormallyWorking = docBrigade === dutyBrigade;</w:t>
-      </w:r>
-    </w:p>
-    <w:p>
-      <w:pPr>
-        <w:spacing w:after="0" w:before="0" w:line="240"/>
-        <w:jc w:val="left"/>
-      </w:pPr>
-      <w:r>
-        <w:rPr>
-          <w:rFonts w:ascii="Courier New" w:cs="Courier New" w:eastAsia="Courier New" w:hAnsi="Courier New"/>
-          <w:sz w:val="20"/>
-          <w:szCs w:val="20"/>
-        </w:rPr>
-        <w:t xml:space="preserve">  return {</w:t>
-      </w:r>
-    </w:p>
-    <w:p>
-      <w:pPr>
-        <w:spacing w:after="0" w:before="0" w:line="240"/>
-        <w:jc w:val="left"/>
-      </w:pPr>
-      <w:r>
-        <w:rPr>
-          <w:rFonts w:ascii="Courier New" w:cs="Courier New" w:eastAsia="Courier New" w:hAnsi="Courier New"/>
-          <w:sz w:val="20"/>
-          <w:szCs w:val="20"/>
-        </w:rPr>
-        <w:t xml:space="preserve">    isWorkingOnDate: isNormallyWorking,</w:t>
-      </w:r>
-    </w:p>
-    <w:p>
-      <w:pPr>
-        <w:spacing w:after="0" w:before="0" w:line="240"/>
-        <w:jc w:val="left"/>
-      </w:pPr>
-      <w:r>
-        <w:rPr>
-          <w:rFonts w:ascii="Courier New" w:cs="Courier New" w:eastAsia="Courier New" w:hAnsi="Courier New"/>
-          <w:sz w:val="20"/>
-          <w:szCs w:val="20"/>
-        </w:rPr>
-        <w:t xml:space="preserve">    isAbsent: false,</w:t>
-      </w:r>
-    </w:p>
-    <w:p>
-      <w:pPr>
-        <w:spacing w:after="0" w:before="0" w:line="240"/>
-        <w:jc w:val="left"/>
-      </w:pPr>
-      <w:r>
-        <w:rPr>
-          <w:rFonts w:ascii="Courier New" w:cs="Courier New" w:eastAsia="Courier New" w:hAnsi="Courier New"/>
-          <w:sz w:val="20"/>
-          <w:szCs w:val="20"/>
-        </w:rPr>
-        <w:t xml:space="preserve">    cellState: isNormallyWorking ? "working" : "off",</w:t>
-      </w:r>
-    </w:p>
-    <w:p>
-      <w:pPr>
-        <w:spacing w:after="0" w:before="0" w:line="240"/>
-        <w:jc w:val="left"/>
-      </w:pPr>
-      <w:r>
-        <w:rPr>
-          <w:rFonts w:ascii="Courier New" w:cs="Courier New" w:eastAsia="Courier New" w:hAnsi="Courier New"/>
-          <w:sz w:val="20"/>
-          <w:szCs w:val="20"/>
-        </w:rPr>
-        <w:t xml:space="preserve">  };</w:t>
+        <w:t xml:space="preserve">  // Врачам запрещено удалять свои или чужие аккаунты</w:t>
+      </w:r>
+    </w:p>
+    <w:p>
+      <w:pPr>
+        <w:spacing w:after="0" w:before="0" w:line="240"/>
+        <w:jc w:val="left"/>
+      </w:pPr>
+      <w:r>
+        <w:rPr>
+          <w:rFonts w:ascii="Courier New" w:cs="Courier New" w:eastAsia="Courier New" w:hAnsi="Courier New"/>
+          <w:sz w:val="20"/>
+          <w:szCs w:val="20"/>
+        </w:rPr>
+        <w:t xml:space="preserve">  if (actor.role === "doctor") {</w:t>
+      </w:r>
+    </w:p>
+    <w:p>
+      <w:pPr>
+        <w:spacing w:after="0" w:before="0" w:line="240"/>
+        <w:jc w:val="left"/>
+      </w:pPr>
+      <w:r>
+        <w:rPr>
+          <w:rFonts w:ascii="Courier New" w:cs="Courier New" w:eastAsia="Courier New" w:hAnsi="Courier New"/>
+          <w:sz w:val="20"/>
+          <w:szCs w:val="20"/>
+        </w:rPr>
+        <w:t xml:space="preserve">    return {</w:t>
+      </w:r>
+    </w:p>
+    <w:p>
+      <w:pPr>
+        <w:spacing w:after="0" w:before="0" w:line="240"/>
+        <w:jc w:val="left"/>
+      </w:pPr>
+      <w:r>
+        <w:rPr>
+          <w:rFonts w:ascii="Courier New" w:cs="Courier New" w:eastAsia="Courier New" w:hAnsi="Courier New"/>
+          <w:sz w:val="20"/>
+          <w:szCs w:val="20"/>
+        </w:rPr>
+        <w:t xml:space="preserve">      ok: false,</w:t>
+      </w:r>
+    </w:p>
+    <w:p>
+      <w:pPr>
+        <w:spacing w:after="0" w:before="0" w:line="240"/>
+        <w:jc w:val="left"/>
+      </w:pPr>
+      <w:r>
+        <w:rPr>
+          <w:rFonts w:ascii="Courier New" w:cs="Courier New" w:eastAsia="Courier New" w:hAnsi="Courier New"/>
+          <w:sz w:val="20"/>
+          <w:szCs w:val="20"/>
+        </w:rPr>
+        <w:t xml:space="preserve">      message: "Предупреждение: ветеринарным врачам запрещено удалять учетные записи.",</w:t>
+      </w:r>
+    </w:p>
+    <w:p>
+      <w:pPr>
+        <w:spacing w:after="0" w:before="0" w:line="240"/>
+        <w:jc w:val="left"/>
+      </w:pPr>
+      <w:r>
+        <w:rPr>
+          <w:rFonts w:ascii="Courier New" w:cs="Courier New" w:eastAsia="Courier New" w:hAnsi="Courier New"/>
+          <w:sz w:val="20"/>
+          <w:szCs w:val="20"/>
+        </w:rPr>
+        <w:t xml:space="preserve">    };</w:t>
+      </w:r>
+    </w:p>
+    <w:p>
+      <w:pPr>
+        <w:spacing w:after="0" w:before="0" w:line="240"/>
+        <w:jc w:val="left"/>
+      </w:pPr>
+      <w:r>
+        <w:rPr>
+          <w:rFonts w:ascii="Courier New" w:cs="Courier New" w:eastAsia="Courier New" w:hAnsi="Courier New"/>
+          <w:sz w:val="20"/>
+          <w:szCs w:val="20"/>
+        </w:rPr>
+        <w:t xml:space="preserve">  }</w:t>
+      </w:r>
+    </w:p>
+    <w:p>
+      <w:pPr>
+        <w:spacing w:after="0" w:before="0" w:line="240"/>
+        <w:jc w:val="left"/>
+      </w:pPr>
+      <w:r>
+        <w:rPr>
+          <w:rFonts w:ascii="Courier New" w:cs="Courier New" w:eastAsia="Courier New" w:hAnsi="Courier New"/>
+          <w:sz w:val="20"/>
+          <w:szCs w:val="20"/>
+        </w:rPr>
+        <w:t xml:space="preserve">  // Клиент может удалить только свой собственный аккаунт</w:t>
+      </w:r>
+    </w:p>
+    <w:p>
+      <w:pPr>
+        <w:spacing w:after="0" w:before="0" w:line="240"/>
+        <w:jc w:val="left"/>
+      </w:pPr>
+      <w:r>
+        <w:rPr>
+          <w:rFonts w:ascii="Courier New" w:cs="Courier New" w:eastAsia="Courier New" w:hAnsi="Courier New"/>
+          <w:sz w:val="20"/>
+          <w:szCs w:val="20"/>
+        </w:rPr>
+        <w:t xml:space="preserve">  if (actor.role === "user" &amp;&amp; actor.login.toLowerCase() !== targetLogin.toLowerCase()) {</w:t>
+      </w:r>
+    </w:p>
+    <w:p>
+      <w:pPr>
+        <w:spacing w:after="0" w:before="0" w:line="240"/>
+        <w:jc w:val="left"/>
+      </w:pPr>
+      <w:r>
+        <w:rPr>
+          <w:rFonts w:ascii="Courier New" w:cs="Courier New" w:eastAsia="Courier New" w:hAnsi="Courier New"/>
+          <w:sz w:val="20"/>
+          <w:szCs w:val="20"/>
+        </w:rPr>
+        <w:t xml:space="preserve">    return {</w:t>
+      </w:r>
+    </w:p>
+    <w:p>
+      <w:pPr>
+        <w:spacing w:after="0" w:before="0" w:line="240"/>
+        <w:jc w:val="left"/>
+      </w:pPr>
+      <w:r>
+        <w:rPr>
+          <w:rFonts w:ascii="Courier New" w:cs="Courier New" w:eastAsia="Courier New" w:hAnsi="Courier New"/>
+          <w:sz w:val="20"/>
+          <w:szCs w:val="20"/>
+        </w:rPr>
+        <w:t xml:space="preserve">      ok: false,</w:t>
+      </w:r>
+    </w:p>
+    <w:p>
+      <w:pPr>
+        <w:spacing w:after="0" w:before="0" w:line="240"/>
+        <w:jc w:val="left"/>
+      </w:pPr>
+      <w:r>
+        <w:rPr>
+          <w:rFonts w:ascii="Courier New" w:cs="Courier New" w:eastAsia="Courier New" w:hAnsi="Courier New"/>
+          <w:sz w:val="20"/>
+          <w:szCs w:val="20"/>
+        </w:rPr>
+        <w:t xml:space="preserve">      message: "Предупреждение: пользователь может удалить только свой аккаунт.",</w:t>
+      </w:r>
+    </w:p>
+    <w:p>
+      <w:pPr>
+        <w:spacing w:after="0" w:before="0" w:line="240"/>
+        <w:jc w:val="left"/>
+      </w:pPr>
+      <w:r>
+        <w:rPr>
+          <w:rFonts w:ascii="Courier New" w:cs="Courier New" w:eastAsia="Courier New" w:hAnsi="Courier New"/>
+          <w:sz w:val="20"/>
+          <w:szCs w:val="20"/>
+        </w:rPr>
+        <w:t xml:space="preserve">    };</w:t>
+      </w:r>
+    </w:p>
+    <w:p>
+      <w:pPr>
+        <w:spacing w:after="0" w:before="0" w:line="240"/>
+        <w:jc w:val="left"/>
+      </w:pPr>
+      <w:r>
+        <w:rPr>
+          <w:rFonts w:ascii="Courier New" w:cs="Courier New" w:eastAsia="Courier New" w:hAnsi="Courier New"/>
+          <w:sz w:val="20"/>
+          <w:szCs w:val="20"/>
+        </w:rPr>
+        <w:t xml:space="preserve">  }</w:t>
+      </w:r>
+    </w:p>
+    <w:p>
+      <w:pPr>
+        <w:spacing w:after="0" w:before="0" w:line="240"/>
+        <w:jc w:val="left"/>
+      </w:pPr>
+      <w:r>
+        <w:rPr>
+          <w:rFonts w:ascii="Courier New" w:cs="Courier New" w:eastAsia="Courier New" w:hAnsi="Courier New"/>
+          <w:sz w:val="20"/>
+          <w:szCs w:val="20"/>
+        </w:rPr>
+        <w:t xml:space="preserve">  // Администратор может удалить любой аккаунт, клиент — свой собственный</w:t>
+      </w:r>
+    </w:p>
+    <w:p>
+      <w:pPr>
+        <w:spacing w:after="0" w:before="0" w:line="240"/>
+        <w:jc w:val="left"/>
+      </w:pPr>
+      <w:r>
+        <w:rPr>
+          <w:rFonts w:ascii="Courier New" w:cs="Courier New" w:eastAsia="Courier New" w:hAnsi="Courier New"/>
+          <w:sz w:val="20"/>
+          <w:szCs w:val="20"/>
+        </w:rPr>
+        <w:t xml:space="preserve">  markLoginAsDeleted(targetLogin);</w:t>
+      </w:r>
+    </w:p>
+    <w:p>
+      <w:pPr>
+        <w:spacing w:after="0" w:before="0" w:line="240"/>
+        <w:jc w:val="left"/>
+      </w:pPr>
+      <w:r>
+        <w:rPr>
+          <w:rFonts w:ascii="Courier New" w:cs="Courier New" w:eastAsia="Courier New" w:hAnsi="Courier New"/>
+          <w:sz w:val="20"/>
+          <w:szCs w:val="20"/>
+        </w:rPr>
+        <w:t xml:space="preserve">  return { ok: true, message: "Учетная запись успешно удалена." };</w:t>
       </w:r>
     </w:p>
     <w:p>
